--- a/32IV Inzhenerija vbudovanyh/1/KNT-122_Onyshchenko_Variant-19_PR1.docx
+++ b/32IV Inzhenerija vbudovanyh/1/KNT-122_Onyshchenko_Variant-19_PR1.docx
@@ -133,7 +133,13 @@
         <w:t xml:space="preserve"> </w:t>
       </w:r>
       <w:r>
-        <w:t>«»</w:t>
+        <w:t>«</w:t>
+      </w:r>
+      <w:r>
+        <w:t>Інженерія програмного забезпечення вбудованих систем</w:t>
+      </w:r>
+      <w:r>
+        <w:t>»</w:t>
       </w:r>
     </w:p>
     <w:p>
@@ -144,6 +150,9 @@
       </w:pPr>
       <w:r>
         <w:t>Робота №</w:t>
+      </w:r>
+      <w:r>
+        <w:t>1</w:t>
       </w:r>
     </w:p>
     <w:p>

--- a/32IV Inzhenerija vbudovanyh/1/KNT-122_Onyshchenko_Variant-19_PR1.docx
+++ b/32IV Inzhenerija vbudovanyh/1/KNT-122_Onyshchenko_Variant-19_PR1.docx
@@ -174,7 +174,13 @@
         <w:t xml:space="preserve">а </w:t>
       </w:r>
       <w:r>
-        <w:t>«»</w:t>
+        <w:t>«</w:t>
+      </w:r>
+      <w:r>
+        <w:t>Інструментарій середовищаTinkercad</w:t>
+      </w:r>
+      <w:r>
+        <w:t>»</w:t>
       </w:r>
     </w:p>
     <w:p>
@@ -408,6 +414,14 @@
       <w:pPr>
         <w:pStyle w:val="P"/>
       </w:pPr>
+    </w:p>
+    <w:p>
+      <w:pPr>
+        <w:pStyle w:val="P"/>
+      </w:pPr>
+      <w:r>
+        <w:t>Завдання (з дозволу викладача лекцій Пархоменко А.В.) виконано за методичними вказівками для спеціальності 122.</w:t>
+      </w:r>
     </w:p>
     <w:p>
       <w:pPr>

--- a/32IV Inzhenerija vbudovanyh/1/KNT-122_Onyshchenko_Variant-19_PR1.docx
+++ b/32IV Inzhenerija vbudovanyh/1/KNT-122_Onyshchenko_Variant-19_PR1.docx
@@ -269,7 +269,7 @@
         <w:t xml:space="preserve">Онищенко </w:t>
       </w:r>
       <w:r>
-        <w:t>О. А.</w:t>
+        <w:t>О.А.</w:t>
       </w:r>
     </w:p>
     <w:p>
@@ -320,13 +320,19 @@
         <w:tab/>
       </w:r>
       <w:r>
-        <w:t>Прізвище</w:t>
+        <w:t>Гладкова</w:t>
       </w:r>
       <w:r>
         <w:t xml:space="preserve"> </w:t>
       </w:r>
       <w:r>
-        <w:t>О. О.</w:t>
+        <w:t>О.</w:t>
+      </w:r>
+      <w:r>
+        <w:t>М</w:t>
+      </w:r>
+      <w:r>
+        <w:t>.</w:t>
       </w:r>
     </w:p>
     <w:p>
@@ -377,11 +383,31 @@
     </w:p>
     <w:p>
       <w:pPr>
+        <w:pStyle w:val="P"/>
+      </w:pPr>
+      <w:r>
+        <w:rPr>
+          <w:b/>
+          <w:bCs/>
+        </w:rPr>
+        <w:lastRenderedPageBreak/>
+        <w:t>Мета  роботи</w:t>
+      </w:r>
+      <w:r>
+        <w:t>:   ознайомитись   із   середовищем   розробки Tinkercad, навчитися створювати схеми з використанням Arduino.</w:t>
+      </w:r>
+    </w:p>
+    <w:p>
+      <w:pPr>
+        <w:pStyle w:val="P"/>
+      </w:pPr>
+    </w:p>
+    <w:p>
+      <w:pPr>
         <w:pStyle w:val="H1"/>
       </w:pPr>
       <w:r>
-        <w:lastRenderedPageBreak/>
-        <w:t xml:space="preserve">Мета </w:t>
+        <w:t xml:space="preserve">Завдання </w:t>
       </w:r>
     </w:p>
     <w:p>
@@ -392,32 +418,9 @@
     <w:p>
       <w:pPr>
         <w:pStyle w:val="P"/>
-      </w:pPr>
-      <w:r>
-        <w:t>Текст мети роботи.</w:t>
-      </w:r>
-    </w:p>
-    <w:p>
-      <w:pPr>
-        <w:pStyle w:val="P"/>
-      </w:pPr>
-    </w:p>
-    <w:p>
-      <w:pPr>
-        <w:pStyle w:val="H1"/>
-      </w:pPr>
-      <w:r>
-        <w:t xml:space="preserve">Завдання </w:t>
-      </w:r>
-    </w:p>
-    <w:p>
-      <w:pPr>
-        <w:pStyle w:val="P"/>
-      </w:pPr>
-    </w:p>
-    <w:p>
-      <w:pPr>
-        <w:pStyle w:val="P"/>
+        <w:rPr>
+          <w:lang w:val="en-US"/>
+        </w:rPr>
       </w:pPr>
       <w:r>
         <w:t>Завдання (з дозволу викладача лекцій Пархоменко А.В.) виконано за методичними вказівками для спеціальності 122.</w:t>
@@ -436,21 +439,78 @@
         <w:pStyle w:val="P"/>
         <w:numPr>
           <w:ilvl w:val="0"/>
-          <w:numId w:val="2"/>
+          <w:numId w:val="3"/>
         </w:numPr>
       </w:pPr>
       <w:r>
-        <w:t>Виконати пункт один, і так далі.</w:t>
+        <w:t>Ознайомитися з середовищем Tinkercad.</w:t>
       </w:r>
     </w:p>
     <w:p>
       <w:pPr>
         <w:pStyle w:val="P"/>
+        <w:numPr>
+          <w:ilvl w:val="0"/>
+          <w:numId w:val="3"/>
+        </w:numPr>
+      </w:pPr>
+      <w:r>
+        <w:t>Створити та запрограмувати схему, що наведено у прикладі.</w:t>
+      </w:r>
+    </w:p>
+    <w:p>
+      <w:pPr>
+        <w:pStyle w:val="P"/>
+        <w:numPr>
+          <w:ilvl w:val="0"/>
+          <w:numId w:val="3"/>
+        </w:numPr>
+      </w:pPr>
+      <w:r>
+        <w:t>Створити схему "Світлофордля автомобіля". Три LED</w:t>
+      </w:r>
+      <w:r>
+        <w:t xml:space="preserve"> </w:t>
+      </w:r>
+      <w:r>
+        <w:t>діоди (червоний, жовтий, зелений) загоряються у наступному</w:t>
+      </w:r>
+      <w:r>
+        <w:t xml:space="preserve"> </w:t>
+      </w:r>
+      <w:r>
+        <w:t>порядку: вмикається червоний → вмикається жовтий → червоний та жовтий вимикаються, вмикається зелений. Проміжок часу між роботою діодів встановити в 1 секунду.</w:t>
+      </w:r>
+    </w:p>
+    <w:p>
+      <w:pPr>
+        <w:pStyle w:val="P"/>
+        <w:numPr>
+          <w:ilvl w:val="0"/>
+          <w:numId w:val="3"/>
+        </w:numPr>
+      </w:pPr>
+      <w:r>
+        <w:t xml:space="preserve">Створіть «Світлофор для автомобіля» та додайте світлофор для пішоходів (2 світлодіоди різних кольорів </w:t>
+      </w:r>
+      <w:r>
+        <w:t xml:space="preserve">– </w:t>
+      </w:r>
+      <w:r>
+        <w:t>зелений і червоний) і кнопку, яка імітує натискання кнопки світлофора пішоходом.</w:t>
+      </w:r>
+    </w:p>
+    <w:p>
+      <w:pPr>
+        <w:pStyle w:val="P"/>
       </w:pPr>
     </w:p>
     <w:p>
       <w:pPr>
         <w:pStyle w:val="H1"/>
+        <w:rPr>
+          <w:lang w:val="en-US"/>
+        </w:rPr>
       </w:pPr>
       <w:r>
         <w:t xml:space="preserve">Виконання </w:t>
@@ -461,10 +521,23 @@
         <w:pStyle w:val="H2"/>
       </w:pPr>
       <w:r>
-        <w:t xml:space="preserve">1 </w:t>
-      </w:r>
-      <w:r>
-        <w:t xml:space="preserve">Код </w:t>
+        <w:t xml:space="preserve">1 Приклад </w:t>
+      </w:r>
+    </w:p>
+    <w:p>
+      <w:pPr>
+        <w:pStyle w:val="H2"/>
+      </w:pPr>
+      <w:r>
+        <w:t>2 Світлофор автомобільний</w:t>
+      </w:r>
+    </w:p>
+    <w:p>
+      <w:pPr>
+        <w:pStyle w:val="H2"/>
+      </w:pPr>
+      <w:r>
+        <w:t>3 Світлофор пішоходний</w:t>
       </w:r>
     </w:p>
     <w:p>
@@ -474,10 +547,10 @@
     </w:p>
     <w:p>
       <w:pPr>
-        <w:pStyle w:val="Code"/>
-      </w:pPr>
-      <w:r>
-        <w:t>Текст коду програми.</w:t>
+        <w:pStyle w:val="H1"/>
+      </w:pPr>
+      <w:r>
+        <w:t>Висновки</w:t>
       </w:r>
     </w:p>
     <w:p>
@@ -487,74 +560,19 @@
     </w:p>
     <w:p>
       <w:pPr>
-        <w:pStyle w:val="H2"/>
-      </w:pPr>
-      <w:r>
-        <w:t xml:space="preserve">2 </w:t>
-      </w:r>
-      <w:r>
-        <w:t xml:space="preserve">Результати </w:t>
-      </w:r>
-    </w:p>
-    <w:p>
-      <w:pPr>
         <w:pStyle w:val="P"/>
       </w:pPr>
-    </w:p>
-    <w:p>
-      <w:pPr>
-        <w:pStyle w:val="IMG"/>
-      </w:pPr>
-      <w:r>
-        <w:t>Картинка тут</w:t>
-      </w:r>
-    </w:p>
-    <w:p>
-      <w:pPr>
-        <w:pStyle w:val="IMG"/>
-      </w:pPr>
-      <w:r>
-        <w:t xml:space="preserve">Рисунок </w:t>
-      </w:r>
-      <w:r>
-        <w:t>2</w:t>
-      </w:r>
-      <w:r>
-        <w:t>.1 – Опис картинки</w:t>
-      </w:r>
-    </w:p>
-    <w:p>
-      <w:pPr>
-        <w:pStyle w:val="P"/>
-      </w:pPr>
-    </w:p>
-    <w:p>
-      <w:pPr>
-        <w:pStyle w:val="H1"/>
-      </w:pPr>
-      <w:r>
-        <w:t xml:space="preserve">Питання </w:t>
-      </w:r>
-    </w:p>
-    <w:p>
-      <w:pPr>
-        <w:pStyle w:val="H2"/>
-      </w:pPr>
-      <w:r>
-        <w:t xml:space="preserve">Контрольне питання </w:t>
-      </w:r>
-    </w:p>
-    <w:p>
-      <w:pPr>
-        <w:pStyle w:val="P"/>
-      </w:pPr>
-    </w:p>
-    <w:p>
-      <w:pPr>
-        <w:pStyle w:val="P"/>
-      </w:pPr>
-      <w:r>
-        <w:t>Відповідь на контрольне питання.</w:t>
+      <w:r>
+        <w:t xml:space="preserve">В результаті виконання першої роботи було ознайомлено з середовищем </w:t>
+      </w:r>
+      <w:r>
+        <w:rPr>
+          <w:lang w:val="en-US"/>
+        </w:rPr>
+        <w:t xml:space="preserve">Tinkercad </w:t>
+      </w:r>
+      <w:r>
+        <w:t>та створено схему за індивідуальним завданням.</w:t>
       </w:r>
     </w:p>
     <w:sectPr>
@@ -570,6 +588,95 @@
 <file path=word/numbering.xml><?xml version="1.0" encoding="utf-8"?>
 <w:numbering xmlns:wpc="http://schemas.microsoft.com/office/word/2010/wordprocessingCanvas" xmlns:cx="http://schemas.microsoft.com/office/drawing/2014/chartex" xmlns:cx1="http://schemas.microsoft.com/office/drawing/2015/9/8/chartex" xmlns:cx2="http://schemas.microsoft.com/office/drawing/2015/10/21/chartex" xmlns:cx3="http://schemas.microsoft.com/office/drawing/2016/5/9/chartex" xmlns:cx4="http://schemas.microsoft.com/office/drawing/2016/5/10/chartex" xmlns:cx5="http://schemas.microsoft.com/office/drawing/2016/5/11/chartex" xmlns:cx6="http://schemas.microsoft.com/office/drawing/2016/5/12/chartex" xmlns:cx7="http://schemas.microsoft.com/office/drawing/2016/5/13/chartex" xmlns:cx8="http://schemas.microsoft.com/office/drawing/2016/5/14/chartex" xmlns:mc="http://schemas.openxmlformats.org/markup-compatibility/2006" xmlns:aink="http://schemas.microsoft.com/office/drawing/2016/ink" xmlns:am3d="http://schemas.microsoft.com/office/drawing/2017/model3d" xmlns:o="urn:schemas-microsoft-com:office:office" xmlns:oel="http://schemas.microsoft.com/office/2019/extlst" xmlns:r="http://schemas.openxmlformats.org/officeDocument/2006/relationships" xmlns:m="http://schemas.openxmlformats.org/officeDocument/2006/math" xmlns:v="urn:schemas-microsoft-com:vml" xmlns:wp14="http://schemas.microsoft.com/office/word/2010/wordprocessingDrawing" xmlns:wp="http://schemas.openxmlformats.org/drawingml/2006/wordprocessingDrawing" xmlns:w10="urn:schemas-microsoft-com:office:word" xmlns:w="http://schemas.openxmlformats.org/wordprocessingml/2006/main" xmlns:w14="http://schemas.microsoft.com/office/word/2010/wordml" xmlns:w15="http://schemas.microsoft.com/office/word/2012/wordml" xmlns:w16cex="http://schemas.microsoft.com/office/word/2018/wordml/cex" xmlns:w16cid="http://schemas.microsoft.com/office/word/2016/wordml/cid" xmlns:w16="http://schemas.microsoft.com/office/word/2018/wordml" xmlns:w16du="http://schemas.microsoft.com/office/word/2023/wordml/word16du" xmlns:w16sdtdh="http://schemas.microsoft.com/office/word/2020/wordml/sdtdatahash" xmlns:w16sdtfl="http://schemas.microsoft.com/office/word/2024/wordml/sdtformatlock" xmlns:w16se="http://schemas.microsoft.com/office/word/2015/wordml/symex" xmlns:wpg="http://schemas.microsoft.com/office/word/2010/wordprocessingGroup" xmlns:wpi="http://schemas.microsoft.com/office/word/2010/wordprocessingInk" xmlns:wne="http://schemas.microsoft.com/office/word/2006/wordml" xmlns:wps="http://schemas.microsoft.com/office/word/2010/wordprocessingShape" mc:Ignorable="w14 w15 w16se w16cid w16 w16cex w16sdtdh w16sdtfl w16du wp14">
   <w:abstractNum w:abstractNumId="0" w15:restartNumberingAfterBreak="0">
+    <w:nsid w:val="036E4668"/>
+    <w:multiLevelType w:val="hybridMultilevel"/>
+    <w:tmpl w:val="7CD80602"/>
+    <w:lvl w:ilvl="0" w:tplc="9784173A">
+      <w:start w:val="1"/>
+      <w:numFmt w:val="decimal"/>
+      <w:lvlText w:val="%1."/>
+      <w:lvlJc w:val="left"/>
+      <w:pPr>
+        <w:ind w:left="1211" w:hanging="360"/>
+      </w:pPr>
+      <w:rPr>
+        <w:rFonts w:hint="default"/>
+      </w:rPr>
+    </w:lvl>
+    <w:lvl w:ilvl="1" w:tplc="04220019" w:tentative="1">
+      <w:start w:val="1"/>
+      <w:numFmt w:val="lowerLetter"/>
+      <w:lvlText w:val="%2."/>
+      <w:lvlJc w:val="left"/>
+      <w:pPr>
+        <w:ind w:left="1931" w:hanging="360"/>
+      </w:pPr>
+    </w:lvl>
+    <w:lvl w:ilvl="2" w:tplc="0422001B" w:tentative="1">
+      <w:start w:val="1"/>
+      <w:numFmt w:val="lowerRoman"/>
+      <w:lvlText w:val="%3."/>
+      <w:lvlJc w:val="right"/>
+      <w:pPr>
+        <w:ind w:left="2651" w:hanging="180"/>
+      </w:pPr>
+    </w:lvl>
+    <w:lvl w:ilvl="3" w:tplc="0422000F" w:tentative="1">
+      <w:start w:val="1"/>
+      <w:numFmt w:val="decimal"/>
+      <w:lvlText w:val="%4."/>
+      <w:lvlJc w:val="left"/>
+      <w:pPr>
+        <w:ind w:left="3371" w:hanging="360"/>
+      </w:pPr>
+    </w:lvl>
+    <w:lvl w:ilvl="4" w:tplc="04220019" w:tentative="1">
+      <w:start w:val="1"/>
+      <w:numFmt w:val="lowerLetter"/>
+      <w:lvlText w:val="%5."/>
+      <w:lvlJc w:val="left"/>
+      <w:pPr>
+        <w:ind w:left="4091" w:hanging="360"/>
+      </w:pPr>
+    </w:lvl>
+    <w:lvl w:ilvl="5" w:tplc="0422001B" w:tentative="1">
+      <w:start w:val="1"/>
+      <w:numFmt w:val="lowerRoman"/>
+      <w:lvlText w:val="%6."/>
+      <w:lvlJc w:val="right"/>
+      <w:pPr>
+        <w:ind w:left="4811" w:hanging="180"/>
+      </w:pPr>
+    </w:lvl>
+    <w:lvl w:ilvl="6" w:tplc="0422000F" w:tentative="1">
+      <w:start w:val="1"/>
+      <w:numFmt w:val="decimal"/>
+      <w:lvlText w:val="%7."/>
+      <w:lvlJc w:val="left"/>
+      <w:pPr>
+        <w:ind w:left="5531" w:hanging="360"/>
+      </w:pPr>
+    </w:lvl>
+    <w:lvl w:ilvl="7" w:tplc="04220019" w:tentative="1">
+      <w:start w:val="1"/>
+      <w:numFmt w:val="lowerLetter"/>
+      <w:lvlText w:val="%8."/>
+      <w:lvlJc w:val="left"/>
+      <w:pPr>
+        <w:ind w:left="6251" w:hanging="360"/>
+      </w:pPr>
+    </w:lvl>
+    <w:lvl w:ilvl="8" w:tplc="0422001B" w:tentative="1">
+      <w:start w:val="1"/>
+      <w:numFmt w:val="lowerRoman"/>
+      <w:lvlText w:val="%9."/>
+      <w:lvlJc w:val="right"/>
+      <w:pPr>
+        <w:ind w:left="6971" w:hanging="180"/>
+      </w:pPr>
+    </w:lvl>
+  </w:abstractNum>
+  <w:abstractNum w:abstractNumId="1" w15:restartNumberingAfterBreak="0">
     <w:nsid w:val="297C4081"/>
     <w:multiLevelType w:val="hybridMultilevel"/>
     <w:tmpl w:val="3F1C841C"/>
@@ -658,7 +765,7 @@
       </w:pPr>
     </w:lvl>
   </w:abstractNum>
-  <w:abstractNum w:abstractNumId="1" w15:restartNumberingAfterBreak="0">
+  <w:abstractNum w:abstractNumId="2" w15:restartNumberingAfterBreak="0">
     <w:nsid w:val="795D4379"/>
     <w:multiLevelType w:val="hybridMultilevel"/>
     <w:tmpl w:val="C21A163C"/>
@@ -771,9 +878,12 @@
     </w:lvl>
   </w:abstractNum>
   <w:num w:numId="1" w16cid:durableId="1471048762">
+    <w:abstractNumId w:val="2"/>
+  </w:num>
+  <w:num w:numId="2" w16cid:durableId="2123066900">
     <w:abstractNumId w:val="1"/>
   </w:num>
-  <w:num w:numId="2" w16cid:durableId="2123066900">
+  <w:num w:numId="3" w16cid:durableId="1317105529">
     <w:abstractNumId w:val="0"/>
   </w:num>
 </w:numbering>

--- a/32IV Inzhenerija vbudovanyh/1/KNT-122_Onyshchenko_Variant-19_PR1.docx
+++ b/32IV Inzhenerija vbudovanyh/1/KNT-122_Onyshchenko_Variant-19_PR1.docx
@@ -526,6 +526,419 @@
     </w:p>
     <w:p>
       <w:pPr>
+        <w:pStyle w:val="P"/>
+        <w:rPr>
+          <w:lang w:val="en-US"/>
+        </w:rPr>
+      </w:pPr>
+    </w:p>
+    <w:p>
+      <w:pPr>
+        <w:pStyle w:val="P"/>
+        <w:rPr>
+          <w:lang w:val="en-US"/>
+        </w:rPr>
+      </w:pPr>
+      <w:r>
+        <w:t xml:space="preserve">Після створення проєкту у </w:t>
+      </w:r>
+      <w:r>
+        <w:rPr>
+          <w:lang w:val="en-US"/>
+        </w:rPr>
+        <w:t xml:space="preserve">Tinkercad </w:t>
+      </w:r>
+      <w:r>
+        <w:t xml:space="preserve">було додано одну плату </w:t>
+      </w:r>
+      <w:r>
+        <w:rPr>
+          <w:lang w:val="en-US"/>
+        </w:rPr>
+        <w:t xml:space="preserve">Arduino Uno R3 </w:t>
+      </w:r>
+      <w:r>
+        <w:t>та одну маленьку хлібодошку (</w:t>
+      </w:r>
+      <w:r>
+        <w:rPr>
+          <w:lang w:val="en-US"/>
+        </w:rPr>
+        <w:t>Small Breadboard)</w:t>
+      </w:r>
+      <w:r>
+        <w:rPr>
+          <w:lang w:val="en-US"/>
+        </w:rPr>
+        <w:t>:</w:t>
+      </w:r>
+    </w:p>
+    <w:p>
+      <w:pPr>
+        <w:pStyle w:val="P"/>
+      </w:pPr>
+    </w:p>
+    <w:p>
+      <w:pPr>
+        <w:pStyle w:val="IMG"/>
+      </w:pPr>
+      <w:r>
+        <w:lastRenderedPageBreak/>
+        <w:drawing>
+          <wp:inline distT="0" distB="0" distL="0" distR="0" wp14:anchorId="3B680C68" wp14:editId="38687FFC">
+            <wp:extent cx="5731510" cy="6022340"/>
+            <wp:effectExtent l="0" t="0" r="2540" b="0"/>
+            <wp:docPr id="2001679965" name="Рисунок 1" descr="Зображення, що містить текст, знімок екрана, програмне забезпечення, Мультимедійне програмне забезпечення&#10;&#10;Вміст, створений ШІ, може бути неправильним."/>
+            <wp:cNvGraphicFramePr>
+              <a:graphicFrameLocks xmlns:a="http://schemas.openxmlformats.org/drawingml/2006/main" noChangeAspect="1"/>
+            </wp:cNvGraphicFramePr>
+            <a:graphic xmlns:a="http://schemas.openxmlformats.org/drawingml/2006/main">
+              <a:graphicData uri="http://schemas.openxmlformats.org/drawingml/2006/picture">
+                <pic:pic xmlns:pic="http://schemas.openxmlformats.org/drawingml/2006/picture">
+                  <pic:nvPicPr>
+                    <pic:cNvPr id="2001679965" name="Рисунок 1" descr="Зображення, що містить текст, знімок екрана, програмне забезпечення, Мультимедійне програмне забезпечення&#10;&#10;Вміст, створений ШІ, може бути неправильним."/>
+                    <pic:cNvPicPr/>
+                  </pic:nvPicPr>
+                  <pic:blipFill>
+                    <a:blip r:embed="rId6"/>
+                    <a:stretch>
+                      <a:fillRect/>
+                    </a:stretch>
+                  </pic:blipFill>
+                  <pic:spPr>
+                    <a:xfrm>
+                      <a:off x="0" y="0"/>
+                      <a:ext cx="5731510" cy="6022340"/>
+                    </a:xfrm>
+                    <a:prstGeom prst="rect">
+                      <a:avLst/>
+                    </a:prstGeom>
+                  </pic:spPr>
+                </pic:pic>
+              </a:graphicData>
+            </a:graphic>
+          </wp:inline>
+        </w:drawing>
+      </w:r>
+    </w:p>
+    <w:p>
+      <w:pPr>
+        <w:pStyle w:val="IMG"/>
+        <w:rPr>
+          <w:lang w:val="en-US"/>
+        </w:rPr>
+      </w:pPr>
+      <w:r>
+        <w:t xml:space="preserve">Рисунок 1.1 – Додано плату </w:t>
+      </w:r>
+      <w:r>
+        <w:rPr>
+          <w:lang w:val="en-US"/>
+        </w:rPr>
+        <w:t xml:space="preserve">Arduino </w:t>
+      </w:r>
+      <w:r>
+        <w:t>та хлібодошку з діодами та транзисторами, з’єднано їх дротами</w:t>
+      </w:r>
+    </w:p>
+    <w:p>
+      <w:pPr>
+        <w:pStyle w:val="P"/>
+        <w:rPr>
+          <w:lang w:val="en-US"/>
+        </w:rPr>
+      </w:pPr>
+    </w:p>
+    <w:p>
+      <w:pPr>
+        <w:pStyle w:val="P"/>
+      </w:pPr>
+      <w:r>
+        <w:t>Після введення коду:</w:t>
+      </w:r>
+    </w:p>
+    <w:p>
+      <w:pPr>
+        <w:pStyle w:val="P"/>
+      </w:pPr>
+    </w:p>
+    <w:p>
+      <w:pPr>
+        <w:pStyle w:val="Code"/>
+      </w:pPr>
+      <w:r>
+        <w:t>void setup(){</w:t>
+      </w:r>
+    </w:p>
+    <w:p>
+      <w:pPr>
+        <w:pStyle w:val="Code"/>
+      </w:pPr>
+      <w:r>
+        <w:t xml:space="preserve">  for (int i=0; i&lt;6; i++)</w:t>
+      </w:r>
+    </w:p>
+    <w:p>
+      <w:pPr>
+        <w:pStyle w:val="Code"/>
+      </w:pPr>
+      <w:r>
+        <w:t xml:space="preserve">    pinMode(i+2,OUTPUT);</w:t>
+      </w:r>
+    </w:p>
+    <w:p>
+      <w:pPr>
+        <w:pStyle w:val="Code"/>
+      </w:pPr>
+      <w:r>
+        <w:t>}</w:t>
+      </w:r>
+    </w:p>
+    <w:p>
+      <w:pPr>
+        <w:pStyle w:val="Code"/>
+      </w:pPr>
+    </w:p>
+    <w:p>
+      <w:pPr>
+        <w:pStyle w:val="Code"/>
+      </w:pPr>
+      <w:r>
+        <w:t>void loop(){</w:t>
+      </w:r>
+    </w:p>
+    <w:p>
+      <w:pPr>
+        <w:pStyle w:val="Code"/>
+      </w:pPr>
+      <w:r>
+        <w:t xml:space="preserve">  for (int i=0; i&lt;6; i++){</w:t>
+      </w:r>
+    </w:p>
+    <w:p>
+      <w:pPr>
+        <w:pStyle w:val="Code"/>
+      </w:pPr>
+      <w:r>
+        <w:lastRenderedPageBreak/>
+        <w:t xml:space="preserve">    digitalWrite(i+2, HIGH);</w:t>
+      </w:r>
+    </w:p>
+    <w:p>
+      <w:pPr>
+        <w:pStyle w:val="Code"/>
+      </w:pPr>
+      <w:r>
+        <w:t xml:space="preserve">    delay(300);</w:t>
+      </w:r>
+    </w:p>
+    <w:p>
+      <w:pPr>
+        <w:pStyle w:val="Code"/>
+      </w:pPr>
+      <w:r>
+        <w:t xml:space="preserve">    digitalWrite(i+2, LOW);</w:t>
+      </w:r>
+    </w:p>
+    <w:p>
+      <w:pPr>
+        <w:pStyle w:val="Code"/>
+      </w:pPr>
+      <w:r>
+        <w:t xml:space="preserve">    delay(300);</w:t>
+      </w:r>
+    </w:p>
+    <w:p>
+      <w:pPr>
+        <w:pStyle w:val="Code"/>
+      </w:pPr>
+      <w:r>
+        <w:t xml:space="preserve">  }</w:t>
+      </w:r>
+    </w:p>
+    <w:p>
+      <w:pPr>
+        <w:pStyle w:val="Code"/>
+      </w:pPr>
+      <w:r>
+        <w:t xml:space="preserve">  for (int i=4; i&gt;0; i--){</w:t>
+      </w:r>
+    </w:p>
+    <w:p>
+      <w:pPr>
+        <w:pStyle w:val="Code"/>
+      </w:pPr>
+      <w:r>
+        <w:t xml:space="preserve">    digitalWrite(i+2, HIGH);</w:t>
+      </w:r>
+    </w:p>
+    <w:p>
+      <w:pPr>
+        <w:pStyle w:val="Code"/>
+      </w:pPr>
+      <w:r>
+        <w:t xml:space="preserve">    delay(300);</w:t>
+      </w:r>
+    </w:p>
+    <w:p>
+      <w:pPr>
+        <w:pStyle w:val="Code"/>
+      </w:pPr>
+      <w:r>
+        <w:t xml:space="preserve">    digitalWrite(i+2, LOW);</w:t>
+      </w:r>
+    </w:p>
+    <w:p>
+      <w:pPr>
+        <w:pStyle w:val="Code"/>
+      </w:pPr>
+      <w:r>
+        <w:t xml:space="preserve">    delay(300);</w:t>
+      </w:r>
+    </w:p>
+    <w:p>
+      <w:pPr>
+        <w:pStyle w:val="Code"/>
+      </w:pPr>
+      <w:r>
+        <w:t xml:space="preserve">  }</w:t>
+      </w:r>
+    </w:p>
+    <w:p>
+      <w:pPr>
+        <w:pStyle w:val="Code"/>
+        <w:rPr>
+          <w:lang w:val="uk-UA"/>
+        </w:rPr>
+      </w:pPr>
+      <w:r>
+        <w:t>}</w:t>
+      </w:r>
+    </w:p>
+    <w:p>
+      <w:pPr>
+        <w:pStyle w:val="P"/>
+      </w:pPr>
+    </w:p>
+    <w:p>
+      <w:pPr>
+        <w:pStyle w:val="P"/>
+      </w:pPr>
+      <w:r>
+        <w:t>І першій спробі запуску симуляції діоди не загорялися, бо хлібодошка не була під’єднана до плати.</w:t>
+      </w:r>
+    </w:p>
+    <w:p>
+      <w:pPr>
+        <w:pStyle w:val="P"/>
+        <w:rPr>
+          <w:lang w:val="en-US"/>
+        </w:rPr>
+      </w:pPr>
+      <w:r>
+        <w:t xml:space="preserve">Тоді було додано ще один дріт до піну плати </w:t>
+      </w:r>
+      <w:r>
+        <w:rPr>
+          <w:lang w:val="en-US"/>
+        </w:rPr>
+        <w:t>GND:</w:t>
+      </w:r>
+    </w:p>
+    <w:p>
+      <w:pPr>
+        <w:pStyle w:val="P"/>
+        <w:rPr>
+          <w:lang w:val="en-US"/>
+        </w:rPr>
+      </w:pPr>
+    </w:p>
+    <w:p>
+      <w:pPr>
+        <w:pStyle w:val="IMG"/>
+        <w:rPr>
+          <w:lang w:val="en-US"/>
+        </w:rPr>
+      </w:pPr>
+      <w:r>
+        <w:rPr>
+          <w:lang w:val="en-US"/>
+        </w:rPr>
+        <w:lastRenderedPageBreak/>
+        <w:drawing>
+          <wp:inline distT="0" distB="0" distL="0" distR="0" wp14:anchorId="68DD973E" wp14:editId="014D0981">
+            <wp:extent cx="5731510" cy="6508750"/>
+            <wp:effectExtent l="0" t="0" r="2540" b="6350"/>
+            <wp:docPr id="1569537285" name="Рисунок 1" descr="Зображення, що містить текст, Електронна інженерія, електроніка, Компонент схеми&#10;&#10;Вміст, створений ШІ, може бути неправильним."/>
+            <wp:cNvGraphicFramePr>
+              <a:graphicFrameLocks xmlns:a="http://schemas.openxmlformats.org/drawingml/2006/main" noChangeAspect="1"/>
+            </wp:cNvGraphicFramePr>
+            <a:graphic xmlns:a="http://schemas.openxmlformats.org/drawingml/2006/main">
+              <a:graphicData uri="http://schemas.openxmlformats.org/drawingml/2006/picture">
+                <pic:pic xmlns:pic="http://schemas.openxmlformats.org/drawingml/2006/picture">
+                  <pic:nvPicPr>
+                    <pic:cNvPr id="1569537285" name="Рисунок 1" descr="Зображення, що містить текст, Електронна інженерія, електроніка, Компонент схеми&#10;&#10;Вміст, створений ШІ, може бути неправильним."/>
+                    <pic:cNvPicPr/>
+                  </pic:nvPicPr>
+                  <pic:blipFill>
+                    <a:blip r:embed="rId7"/>
+                    <a:stretch>
+                      <a:fillRect/>
+                    </a:stretch>
+                  </pic:blipFill>
+                  <pic:spPr>
+                    <a:xfrm>
+                      <a:off x="0" y="0"/>
+                      <a:ext cx="5731510" cy="6508750"/>
+                    </a:xfrm>
+                    <a:prstGeom prst="rect">
+                      <a:avLst/>
+                    </a:prstGeom>
+                  </pic:spPr>
+                </pic:pic>
+              </a:graphicData>
+            </a:graphic>
+          </wp:inline>
+        </w:drawing>
+      </w:r>
+    </w:p>
+    <w:p>
+      <w:pPr>
+        <w:pStyle w:val="IMG"/>
+      </w:pPr>
+      <w:r>
+        <w:t xml:space="preserve">Рисунок 1.2 – Доєднана плата </w:t>
+      </w:r>
+      <w:r>
+        <w:rPr>
+          <w:lang w:val="en-US"/>
+        </w:rPr>
+        <w:t xml:space="preserve">Arduino </w:t>
+      </w:r>
+      <w:r>
+        <w:t>до хлібодошки</w:t>
+      </w:r>
+    </w:p>
+    <w:p>
+      <w:pPr>
+        <w:pStyle w:val="P"/>
+      </w:pPr>
+    </w:p>
+    <w:p>
+      <w:pPr>
+        <w:pStyle w:val="P"/>
+      </w:pPr>
+      <w:r>
+        <w:t>Після цього симуляція почала працювати.</w:t>
+      </w:r>
+    </w:p>
+    <w:p>
+      <w:pPr>
+        <w:pStyle w:val="P"/>
+      </w:pPr>
+    </w:p>
+    <w:p>
+      <w:pPr>
         <w:pStyle w:val="H2"/>
       </w:pPr>
       <w:r>
@@ -550,6 +963,7 @@
         <w:pStyle w:val="H1"/>
       </w:pPr>
       <w:r>
+        <w:lastRenderedPageBreak/>
         <w:t>Висновки</w:t>
       </w:r>
     </w:p>

--- a/32IV Inzhenerija vbudovanyh/1/KNT-122_Onyshchenko_Variant-19_PR1.docx
+++ b/32IV Inzhenerija vbudovanyh/1/KNT-122_Onyshchenko_Variant-19_PR1.docx
@@ -177,7 +177,16 @@
         <w:t>«</w:t>
       </w:r>
       <w:r>
-        <w:t>Інструментарій середовищаTinkercad</w:t>
+        <w:t>Інструментарій середовища</w:t>
+      </w:r>
+      <w:r>
+        <w:rPr>
+          <w:lang w:val="en-US"/>
+        </w:rPr>
+        <w:t xml:space="preserve"> </w:t>
+      </w:r>
+      <w:r>
+        <w:t>Tinkercad</w:t>
       </w:r>
       <w:r>
         <w:t>»</w:t>
@@ -667,7 +676,15 @@
         <w:pStyle w:val="Code"/>
       </w:pPr>
       <w:r>
-        <w:t>void setup(){</w:t>
+        <w:t xml:space="preserve">void </w:t>
+      </w:r>
+      <w:proofErr w:type="gramStart"/>
+      <w:r>
+        <w:t>setup(</w:t>
+      </w:r>
+      <w:proofErr w:type="gramEnd"/>
+      <w:r>
+        <w:t>){</w:t>
       </w:r>
     </w:p>
     <w:p>
@@ -683,7 +700,15 @@
         <w:pStyle w:val="Code"/>
       </w:pPr>
       <w:r>
-        <w:t xml:space="preserve">    pinMode(i+2,OUTPUT);</w:t>
+        <w:t xml:space="preserve">    pinMode(i+</w:t>
+      </w:r>
+      <w:proofErr w:type="gramStart"/>
+      <w:r>
+        <w:t>2,OUTPUT</w:t>
+      </w:r>
+      <w:proofErr w:type="gramEnd"/>
+      <w:r>
+        <w:t>);</w:t>
       </w:r>
     </w:p>
     <w:p>
@@ -704,16 +729,29 @@
         <w:pStyle w:val="Code"/>
       </w:pPr>
       <w:r>
-        <w:t>void loop(){</w:t>
-      </w:r>
-    </w:p>
-    <w:p>
-      <w:pPr>
-        <w:pStyle w:val="Code"/>
-      </w:pPr>
-      <w:r>
-        <w:t xml:space="preserve">  for (int i=0; i&lt;6; i++){</w:t>
-      </w:r>
+        <w:t xml:space="preserve">void </w:t>
+      </w:r>
+      <w:proofErr w:type="gramStart"/>
+      <w:r>
+        <w:t>loop(</w:t>
+      </w:r>
+      <w:proofErr w:type="gramEnd"/>
+      <w:r>
+        <w:t>){</w:t>
+      </w:r>
+    </w:p>
+    <w:p>
+      <w:pPr>
+        <w:pStyle w:val="Code"/>
+      </w:pPr>
+      <w:r>
+        <w:t xml:space="preserve">  for (int i=0; i&lt;6; i+</w:t>
+      </w:r>
+      <w:proofErr w:type="gramStart"/>
+      <w:r>
+        <w:t>+){</w:t>
+      </w:r>
+      <w:proofErr w:type="gramEnd"/>
     </w:p>
     <w:p>
       <w:pPr>
@@ -721,31 +759,63 @@
       </w:pPr>
       <w:r>
         <w:lastRenderedPageBreak/>
-        <w:t xml:space="preserve">    digitalWrite(i+2, HIGH);</w:t>
-      </w:r>
-    </w:p>
-    <w:p>
-      <w:pPr>
-        <w:pStyle w:val="Code"/>
-      </w:pPr>
-      <w:r>
-        <w:t xml:space="preserve">    delay(300);</w:t>
-      </w:r>
-    </w:p>
-    <w:p>
-      <w:pPr>
-        <w:pStyle w:val="Code"/>
-      </w:pPr>
-      <w:r>
-        <w:t xml:space="preserve">    digitalWrite(i+2, LOW);</w:t>
-      </w:r>
-    </w:p>
-    <w:p>
-      <w:pPr>
-        <w:pStyle w:val="Code"/>
-      </w:pPr>
-      <w:r>
-        <w:t xml:space="preserve">    delay(300);</w:t>
+        <w:t xml:space="preserve">    </w:t>
+      </w:r>
+      <w:proofErr w:type="gramStart"/>
+      <w:r>
+        <w:t>digitalWrite(</w:t>
+      </w:r>
+      <w:proofErr w:type="gramEnd"/>
+      <w:r>
+        <w:t>i+2, HIGH);</w:t>
+      </w:r>
+    </w:p>
+    <w:p>
+      <w:pPr>
+        <w:pStyle w:val="Code"/>
+      </w:pPr>
+      <w:r>
+        <w:t xml:space="preserve">    </w:t>
+      </w:r>
+      <w:proofErr w:type="gramStart"/>
+      <w:r>
+        <w:t>delay(</w:t>
+      </w:r>
+      <w:proofErr w:type="gramEnd"/>
+      <w:r>
+        <w:t>300);</w:t>
+      </w:r>
+    </w:p>
+    <w:p>
+      <w:pPr>
+        <w:pStyle w:val="Code"/>
+      </w:pPr>
+      <w:r>
+        <w:t xml:space="preserve">    </w:t>
+      </w:r>
+      <w:proofErr w:type="gramStart"/>
+      <w:r>
+        <w:t>digitalWrite(</w:t>
+      </w:r>
+      <w:proofErr w:type="gramEnd"/>
+      <w:r>
+        <w:t>i+2, LOW);</w:t>
+      </w:r>
+    </w:p>
+    <w:p>
+      <w:pPr>
+        <w:pStyle w:val="Code"/>
+      </w:pPr>
+      <w:r>
+        <w:t xml:space="preserve">    </w:t>
+      </w:r>
+      <w:proofErr w:type="gramStart"/>
+      <w:r>
+        <w:t>delay(</w:t>
+      </w:r>
+      <w:proofErr w:type="gramEnd"/>
+      <w:r>
+        <w:t>300);</w:t>
       </w:r>
     </w:p>
     <w:p>
@@ -761,39 +831,76 @@
         <w:pStyle w:val="Code"/>
       </w:pPr>
       <w:r>
-        <w:t xml:space="preserve">  for (int i=4; i&gt;0; i--){</w:t>
-      </w:r>
-    </w:p>
-    <w:p>
-      <w:pPr>
-        <w:pStyle w:val="Code"/>
-      </w:pPr>
-      <w:r>
-        <w:t xml:space="preserve">    digitalWrite(i+2, HIGH);</w:t>
-      </w:r>
-    </w:p>
-    <w:p>
-      <w:pPr>
-        <w:pStyle w:val="Code"/>
-      </w:pPr>
-      <w:r>
-        <w:t xml:space="preserve">    delay(300);</w:t>
-      </w:r>
-    </w:p>
-    <w:p>
-      <w:pPr>
-        <w:pStyle w:val="Code"/>
-      </w:pPr>
-      <w:r>
-        <w:t xml:space="preserve">    digitalWrite(i+2, LOW);</w:t>
-      </w:r>
-    </w:p>
-    <w:p>
-      <w:pPr>
-        <w:pStyle w:val="Code"/>
-      </w:pPr>
-      <w:r>
-        <w:t xml:space="preserve">    delay(300);</w:t>
+        <w:t xml:space="preserve">  for (int i=4; i&gt;0; i</w:t>
+      </w:r>
+      <w:proofErr w:type="gramStart"/>
+      <w:r>
+        <w:t>--){</w:t>
+      </w:r>
+      <w:proofErr w:type="gramEnd"/>
+    </w:p>
+    <w:p>
+      <w:pPr>
+        <w:pStyle w:val="Code"/>
+      </w:pPr>
+      <w:r>
+        <w:t xml:space="preserve">    </w:t>
+      </w:r>
+      <w:proofErr w:type="gramStart"/>
+      <w:r>
+        <w:t>digitalWrite(</w:t>
+      </w:r>
+      <w:proofErr w:type="gramEnd"/>
+      <w:r>
+        <w:t>i+2, HIGH);</w:t>
+      </w:r>
+    </w:p>
+    <w:p>
+      <w:pPr>
+        <w:pStyle w:val="Code"/>
+      </w:pPr>
+      <w:r>
+        <w:t xml:space="preserve">    </w:t>
+      </w:r>
+      <w:proofErr w:type="gramStart"/>
+      <w:r>
+        <w:t>delay(</w:t>
+      </w:r>
+      <w:proofErr w:type="gramEnd"/>
+      <w:r>
+        <w:t>300);</w:t>
+      </w:r>
+    </w:p>
+    <w:p>
+      <w:pPr>
+        <w:pStyle w:val="Code"/>
+      </w:pPr>
+      <w:r>
+        <w:t xml:space="preserve">    </w:t>
+      </w:r>
+      <w:proofErr w:type="gramStart"/>
+      <w:r>
+        <w:t>digitalWrite(</w:t>
+      </w:r>
+      <w:proofErr w:type="gramEnd"/>
+      <w:r>
+        <w:t>i+2, LOW);</w:t>
+      </w:r>
+    </w:p>
+    <w:p>
+      <w:pPr>
+        <w:pStyle w:val="Code"/>
+      </w:pPr>
+      <w:r>
+        <w:t xml:space="preserve">    </w:t>
+      </w:r>
+      <w:proofErr w:type="gramStart"/>
+      <w:r>
+        <w:t>delay(</w:t>
+      </w:r>
+      <w:proofErr w:type="gramEnd"/>
+      <w:r>
+        <w:t>300);</w:t>
       </w:r>
     </w:p>
     <w:p>
@@ -931,6 +1038,357 @@
       <w:r>
         <w:t>Після цього симуляція почала працювати.</w:t>
       </w:r>
+      <w:r>
+        <w:t xml:space="preserve"> </w:t>
+      </w:r>
+    </w:p>
+    <w:p>
+      <w:pPr>
+        <w:pStyle w:val="P"/>
+        <w:rPr>
+          <w:lang w:val="en-US"/>
+        </w:rPr>
+      </w:pPr>
+      <w:hyperlink r:id="rId8" w:history="1">
+        <w:r>
+          <w:rPr>
+            <w:rStyle w:val="a4"/>
+          </w:rPr>
+          <w:t>Посилання</w:t>
+        </w:r>
+        <w:r>
+          <w:rPr>
+            <w:rStyle w:val="a4"/>
+          </w:rPr>
+          <w:t xml:space="preserve"> </w:t>
+        </w:r>
+        <w:r>
+          <w:rPr>
+            <w:rStyle w:val="a4"/>
+          </w:rPr>
+          <w:t>на проєкт</w:t>
+        </w:r>
+      </w:hyperlink>
+      <w:r>
+        <w:t>.</w:t>
+      </w:r>
+    </w:p>
+    <w:p>
+      <w:pPr>
+        <w:pStyle w:val="P"/>
+        <w:rPr>
+          <w:lang w:val="en-US"/>
+        </w:rPr>
+      </w:pPr>
+    </w:p>
+    <w:p>
+      <w:pPr>
+        <w:pStyle w:val="P"/>
+      </w:pPr>
+      <w:r>
+        <w:t xml:space="preserve">Для другого прикладу було додано кнопку до хлібодошки, доєднано її до плати </w:t>
+      </w:r>
+      <w:r>
+        <w:rPr>
+          <w:lang w:val="en-US"/>
+        </w:rPr>
+        <w:t>Arduino</w:t>
+      </w:r>
+      <w:r>
+        <w:t>:</w:t>
+      </w:r>
+    </w:p>
+    <w:p>
+      <w:pPr>
+        <w:pStyle w:val="P"/>
+      </w:pPr>
+    </w:p>
+    <w:p>
+      <w:pPr>
+        <w:pStyle w:val="IMG"/>
+      </w:pPr>
+      <w:r>
+        <w:drawing>
+          <wp:inline distT="0" distB="0" distL="0" distR="0" wp14:anchorId="6755B103" wp14:editId="47A52ABD">
+            <wp:extent cx="5731510" cy="4495800"/>
+            <wp:effectExtent l="0" t="0" r="2540" b="0"/>
+            <wp:docPr id="882319129" name="Рисунок 1" descr="Зображення, що містить текст, Електронна інженерія, електроніка, Компонент схеми&#10;&#10;Вміст, створений ШІ, може бути неправильним."/>
+            <wp:cNvGraphicFramePr>
+              <a:graphicFrameLocks xmlns:a="http://schemas.openxmlformats.org/drawingml/2006/main" noChangeAspect="1"/>
+            </wp:cNvGraphicFramePr>
+            <a:graphic xmlns:a="http://schemas.openxmlformats.org/drawingml/2006/main">
+              <a:graphicData uri="http://schemas.openxmlformats.org/drawingml/2006/picture">
+                <pic:pic xmlns:pic="http://schemas.openxmlformats.org/drawingml/2006/picture">
+                  <pic:nvPicPr>
+                    <pic:cNvPr id="882319129" name="Рисунок 1" descr="Зображення, що містить текст, Електронна інженерія, електроніка, Компонент схеми&#10;&#10;Вміст, створений ШІ, може бути неправильним."/>
+                    <pic:cNvPicPr/>
+                  </pic:nvPicPr>
+                  <pic:blipFill>
+                    <a:blip r:embed="rId9"/>
+                    <a:stretch>
+                      <a:fillRect/>
+                    </a:stretch>
+                  </pic:blipFill>
+                  <pic:spPr>
+                    <a:xfrm>
+                      <a:off x="0" y="0"/>
+                      <a:ext cx="5731510" cy="4495800"/>
+                    </a:xfrm>
+                    <a:prstGeom prst="rect">
+                      <a:avLst/>
+                    </a:prstGeom>
+                  </pic:spPr>
+                </pic:pic>
+              </a:graphicData>
+            </a:graphic>
+          </wp:inline>
+        </w:drawing>
+      </w:r>
+    </w:p>
+    <w:p>
+      <w:pPr>
+        <w:pStyle w:val="IMG"/>
+      </w:pPr>
+      <w:r>
+        <w:t>Рисунок 1.3 – Доєднана кнопка на хлібодошці</w:t>
+      </w:r>
+    </w:p>
+    <w:p>
+      <w:pPr>
+        <w:pStyle w:val="P"/>
+      </w:pPr>
+    </w:p>
+    <w:p>
+      <w:pPr>
+        <w:pStyle w:val="P"/>
+      </w:pPr>
+      <w:r>
+        <w:t>Після введення коду:</w:t>
+      </w:r>
+    </w:p>
+    <w:p>
+      <w:pPr>
+        <w:pStyle w:val="P"/>
+      </w:pPr>
+    </w:p>
+    <w:p>
+      <w:pPr>
+        <w:pStyle w:val="Code"/>
+      </w:pPr>
+      <w:r>
+        <w:t xml:space="preserve">void </w:t>
+      </w:r>
+      <w:proofErr w:type="gramStart"/>
+      <w:r>
+        <w:t>setup(</w:t>
+      </w:r>
+      <w:proofErr w:type="gramEnd"/>
+      <w:r>
+        <w:t>){</w:t>
+      </w:r>
+    </w:p>
+    <w:p>
+      <w:pPr>
+        <w:pStyle w:val="Code"/>
+      </w:pPr>
+      <w:r>
+        <w:t>  pinMode(</w:t>
+      </w:r>
+      <w:proofErr w:type="gramStart"/>
+      <w:r>
+        <w:t>13,OUTPUT</w:t>
+      </w:r>
+      <w:proofErr w:type="gramEnd"/>
+      <w:r>
+        <w:t>);</w:t>
+      </w:r>
+    </w:p>
+    <w:p>
+      <w:pPr>
+        <w:pStyle w:val="Code"/>
+      </w:pPr>
+      <w:r>
+        <w:t>  pinMode(</w:t>
+      </w:r>
+      <w:proofErr w:type="gramStart"/>
+      <w:r>
+        <w:t>10,OUTPUT</w:t>
+      </w:r>
+      <w:proofErr w:type="gramEnd"/>
+      <w:r>
+        <w:t>);</w:t>
+      </w:r>
+    </w:p>
+    <w:p>
+      <w:pPr>
+        <w:pStyle w:val="Code"/>
+      </w:pPr>
+      <w:r>
+        <w:t>  Serial.begin(9600);</w:t>
+      </w:r>
+    </w:p>
+    <w:p>
+      <w:pPr>
+        <w:pStyle w:val="Code"/>
+      </w:pPr>
+      <w:r>
+        <w:t>}</w:t>
+      </w:r>
+    </w:p>
+    <w:p>
+      <w:pPr>
+        <w:pStyle w:val="Code"/>
+      </w:pPr>
+    </w:p>
+    <w:p>
+      <w:pPr>
+        <w:pStyle w:val="Code"/>
+      </w:pPr>
+      <w:r>
+        <w:t xml:space="preserve">void </w:t>
+      </w:r>
+      <w:proofErr w:type="gramStart"/>
+      <w:r>
+        <w:t>loop(</w:t>
+      </w:r>
+      <w:proofErr w:type="gramEnd"/>
+      <w:r>
+        <w:t>){</w:t>
+      </w:r>
+    </w:p>
+    <w:p>
+      <w:pPr>
+        <w:pStyle w:val="Code"/>
+      </w:pPr>
+      <w:r>
+        <w:t>  int buttonState=</w:t>
+      </w:r>
+      <w:proofErr w:type="gramStart"/>
+      <w:r>
+        <w:t>digitalRead(</w:t>
+      </w:r>
+      <w:proofErr w:type="gramEnd"/>
+      <w:r>
+        <w:t>10);</w:t>
+      </w:r>
+    </w:p>
+    <w:p>
+      <w:pPr>
+        <w:pStyle w:val="Code"/>
+      </w:pPr>
+      <w:r>
+        <w:t>  Serial.println(buttonState);</w:t>
+      </w:r>
+    </w:p>
+    <w:p>
+      <w:pPr>
+        <w:pStyle w:val="Code"/>
+      </w:pPr>
+      <w:r>
+        <w:t>  if (buttonState==</w:t>
+      </w:r>
+      <w:proofErr w:type="gramStart"/>
+      <w:r>
+        <w:t>1){</w:t>
+      </w:r>
+      <w:proofErr w:type="gramEnd"/>
+    </w:p>
+    <w:p>
+      <w:pPr>
+        <w:pStyle w:val="Code"/>
+      </w:pPr>
+      <w:r>
+        <w:t>    digitalWrite(</w:t>
+      </w:r>
+      <w:proofErr w:type="gramStart"/>
+      <w:r>
+        <w:t>13,HIGH</w:t>
+      </w:r>
+      <w:proofErr w:type="gramEnd"/>
+      <w:r>
+        <w:t>);</w:t>
+      </w:r>
+    </w:p>
+    <w:p>
+      <w:pPr>
+        <w:pStyle w:val="Code"/>
+      </w:pPr>
+      <w:r>
+        <w:t xml:space="preserve">  } else </w:t>
+      </w:r>
+      <w:proofErr w:type="gramStart"/>
+      <w:r>
+        <w:t>{ digitalWrite</w:t>
+      </w:r>
+      <w:proofErr w:type="gramEnd"/>
+      <w:r>
+        <w:t>(13,LOW); }</w:t>
+      </w:r>
+    </w:p>
+    <w:p>
+      <w:pPr>
+        <w:pStyle w:val="Code"/>
+      </w:pPr>
+      <w:r>
+        <w:t>}</w:t>
+      </w:r>
+    </w:p>
+    <w:p>
+      <w:pPr>
+        <w:pStyle w:val="P"/>
+      </w:pPr>
+    </w:p>
+    <w:p>
+      <w:pPr>
+        <w:pStyle w:val="P"/>
+      </w:pPr>
+      <w:r>
+        <w:lastRenderedPageBreak/>
+        <w:t>Програма не працювала, бо дріт + був доєднаний теж до</w:t>
+      </w:r>
+      <w:r>
+        <w:rPr>
+          <w:lang w:val="en-US"/>
+        </w:rPr>
+        <w:t xml:space="preserve"> GND, </w:t>
+      </w:r>
+      <w:r>
+        <w:t>а не до 5</w:t>
+      </w:r>
+      <w:r>
+        <w:rPr>
+          <w:lang w:val="en-US"/>
+        </w:rPr>
+        <w:t xml:space="preserve">V </w:t>
+      </w:r>
+      <w:r>
+        <w:t xml:space="preserve">на </w:t>
+      </w:r>
+      <w:r>
+        <w:rPr>
+          <w:lang w:val="en-US"/>
+        </w:rPr>
+        <w:t xml:space="preserve">Arduino. </w:t>
+      </w:r>
+      <w:r>
+        <w:t>Після правильного під’єднання все запрацювало.</w:t>
+      </w:r>
+    </w:p>
+    <w:p>
+      <w:pPr>
+        <w:pStyle w:val="P"/>
+      </w:pPr>
+      <w:hyperlink r:id="rId10" w:history="1">
+        <w:r>
+          <w:rPr>
+            <w:rStyle w:val="a4"/>
+          </w:rPr>
+          <w:t>Посилання на проєкт</w:t>
+        </w:r>
+      </w:hyperlink>
+      <w:r>
+        <w:t>.</w:t>
+      </w:r>
     </w:p>
     <w:p>
       <w:pPr>
@@ -963,7 +1421,6 @@
         <w:pStyle w:val="H1"/>
       </w:pPr>
       <w:r>
-        <w:lastRenderedPageBreak/>
         <w:t>Висновки</w:t>
       </w:r>
     </w:p>
@@ -1773,7 +2230,6 @@
   <w:style w:type="character" w:default="1" w:styleId="a0">
     <w:name w:val="Default Paragraph Font"/>
     <w:uiPriority w:val="1"/>
-    <w:semiHidden/>
     <w:unhideWhenUsed/>
   </w:style>
   <w:style w:type="table" w:default="1" w:styleId="a1">
@@ -2318,6 +2774,18 @@
       <w:sz w:val="21"/>
       <w:szCs w:val="24"/>
       <w:lang w:val="en-US" w:eastAsia="uk-UA"/>
+    </w:rPr>
+  </w:style>
+  <w:style w:type="character" w:styleId="a8">
+    <w:name w:val="FollowedHyperlink"/>
+    <w:basedOn w:val="a0"/>
+    <w:uiPriority w:val="99"/>
+    <w:semiHidden/>
+    <w:unhideWhenUsed/>
+    <w:rsid w:val="00914845"/>
+    <w:rPr>
+      <w:color w:val="954F72" w:themeColor="followedHyperlink"/>
+      <w:u w:val="single"/>
     </w:rPr>
   </w:style>
 </w:styles>

--- a/32IV Inzhenerija vbudovanyh/1/KNT-122_Onyshchenko_Variant-19_PR1.docx
+++ b/32IV Inzhenerija vbudovanyh/1/KNT-122_Onyshchenko_Variant-19_PR1.docx
@@ -392,18 +392,27 @@
     </w:p>
     <w:p>
       <w:pPr>
-        <w:pStyle w:val="P"/>
-      </w:pPr>
-      <w:r>
-        <w:rPr>
-          <w:b/>
-          <w:bCs/>
-        </w:rPr>
+        <w:pStyle w:val="H1"/>
+      </w:pPr>
+      <w:r>
         <w:lastRenderedPageBreak/>
-        <w:t>Мета  роботи</w:t>
-      </w:r>
-      <w:r>
-        <w:t>:   ознайомитись   із   середовищем   розробки Tinkercad, навчитися створювати схеми з використанням Arduino.</w:t>
+        <w:t>Мета</w:t>
+      </w:r>
+    </w:p>
+    <w:p>
+      <w:pPr>
+        <w:pStyle w:val="P"/>
+      </w:pPr>
+    </w:p>
+    <w:p>
+      <w:pPr>
+        <w:pStyle w:val="P"/>
+      </w:pPr>
+      <w:r>
+        <w:t>О</w:t>
+      </w:r>
+      <w:r>
+        <w:t>знайомитись   із   середовищем   розробки Tinkercad, навчитися створювати схеми з використанням Arduino.</w:t>
       </w:r>
     </w:p>
     <w:p>
@@ -476,7 +485,19 @@
         </w:numPr>
       </w:pPr>
       <w:r>
-        <w:t>Створити схему "Світлофордля автомобіля". Три LED</w:t>
+        <w:t xml:space="preserve">Створити схему </w:t>
+      </w:r>
+      <w:r>
+        <w:t>"</w:t>
+      </w:r>
+      <w:r>
+        <w:t>Світлофор</w:t>
+      </w:r>
+      <w:r>
+        <w:t xml:space="preserve"> </w:t>
+      </w:r>
+      <w:r>
+        <w:t>для автомобіля". Три LED</w:t>
       </w:r>
       <w:r>
         <w:t xml:space="preserve"> </w:t>
@@ -516,12 +537,27 @@
     </w:p>
     <w:p>
       <w:pPr>
+        <w:rPr>
+          <w:rFonts w:eastAsiaTheme="majorEastAsia"/>
+          <w:b/>
+          <w:bCs/>
+          <w:caps/>
+          <w:color w:val="000000" w:themeColor="text1"/>
+        </w:rPr>
+      </w:pPr>
+      <w:r>
+        <w:br w:type="page"/>
+      </w:r>
+    </w:p>
+    <w:p>
+      <w:pPr>
         <w:pStyle w:val="H1"/>
         <w:rPr>
           <w:lang w:val="en-US"/>
         </w:rPr>
       </w:pPr>
       <w:r>
+        <w:lastRenderedPageBreak/>
         <w:t xml:space="preserve">Виконання </w:t>
       </w:r>
     </w:p>
@@ -567,7 +603,13 @@
         <w:t xml:space="preserve">Arduino Uno R3 </w:t>
       </w:r>
       <w:r>
-        <w:t>та одну маленьку хлібодошку (</w:t>
+        <w:t xml:space="preserve">та одну маленьку </w:t>
+      </w:r>
+      <w:r>
+        <w:t>макетоплату</w:t>
+      </w:r>
+      <w:r>
+        <w:t xml:space="preserve"> (</w:t>
       </w:r>
       <w:r>
         <w:rPr>
@@ -592,7 +634,6 @@
         <w:pStyle w:val="IMG"/>
       </w:pPr>
       <w:r>
-        <w:lastRenderedPageBreak/>
         <w:drawing>
           <wp:inline distT="0" distB="0" distL="0" distR="0" wp14:anchorId="3B680C68" wp14:editId="38687FFC">
             <wp:extent cx="5731510" cy="6022340"/>
@@ -647,22 +688,35 @@
         <w:t xml:space="preserve">Arduino </w:t>
       </w:r>
       <w:r>
-        <w:t>та хлібодошку з діодами та транзисторами, з’єднано їх дротами</w:t>
-      </w:r>
-    </w:p>
-    <w:p>
-      <w:pPr>
-        <w:pStyle w:val="P"/>
-        <w:rPr>
-          <w:lang w:val="en-US"/>
-        </w:rPr>
-      </w:pPr>
-    </w:p>
-    <w:p>
-      <w:pPr>
-        <w:pStyle w:val="P"/>
-      </w:pPr>
-      <w:r>
+        <w:t xml:space="preserve">та </w:t>
+      </w:r>
+      <w:r>
+        <w:t>макетоплату</w:t>
+      </w:r>
+      <w:r>
+        <w:t xml:space="preserve"> з діодами </w:t>
+      </w:r>
+      <w:r>
+        <w:t>і</w:t>
+      </w:r>
+      <w:r>
+        <w:t xml:space="preserve"> транзисторами, з’єднано їх дротами</w:t>
+      </w:r>
+    </w:p>
+    <w:p>
+      <w:pPr>
+        <w:pStyle w:val="P"/>
+        <w:rPr>
+          <w:lang w:val="en-US"/>
+        </w:rPr>
+      </w:pPr>
+    </w:p>
+    <w:p>
+      <w:pPr>
+        <w:pStyle w:val="P"/>
+      </w:pPr>
+      <w:r>
+        <w:lastRenderedPageBreak/>
         <w:t>Після введення коду:</w:t>
       </w:r>
     </w:p>
@@ -676,15 +730,7 @@
         <w:pStyle w:val="Code"/>
       </w:pPr>
       <w:r>
-        <w:t xml:space="preserve">void </w:t>
-      </w:r>
-      <w:proofErr w:type="gramStart"/>
-      <w:r>
-        <w:t>setup(</w:t>
-      </w:r>
-      <w:proofErr w:type="gramEnd"/>
-      <w:r>
-        <w:t>){</w:t>
+        <w:t>void setup(){</w:t>
       </w:r>
     </w:p>
     <w:p>
@@ -700,15 +746,7 @@
         <w:pStyle w:val="Code"/>
       </w:pPr>
       <w:r>
-        <w:t xml:space="preserve">    pinMode(i+</w:t>
-      </w:r>
-      <w:proofErr w:type="gramStart"/>
-      <w:r>
-        <w:t>2,OUTPUT</w:t>
-      </w:r>
-      <w:proofErr w:type="gramEnd"/>
-      <w:r>
-        <w:t>);</w:t>
+        <w:t xml:space="preserve">    pinMode(i+2,OUTPUT);</w:t>
       </w:r>
     </w:p>
     <w:p>
@@ -729,93 +767,47 @@
         <w:pStyle w:val="Code"/>
       </w:pPr>
       <w:r>
-        <w:t xml:space="preserve">void </w:t>
-      </w:r>
-      <w:proofErr w:type="gramStart"/>
-      <w:r>
-        <w:t>loop(</w:t>
-      </w:r>
-      <w:proofErr w:type="gramEnd"/>
-      <w:r>
-        <w:t>){</w:t>
-      </w:r>
-    </w:p>
-    <w:p>
-      <w:pPr>
-        <w:pStyle w:val="Code"/>
-      </w:pPr>
-      <w:r>
-        <w:t xml:space="preserve">  for (int i=0; i&lt;6; i+</w:t>
-      </w:r>
-      <w:proofErr w:type="gramStart"/>
-      <w:r>
-        <w:t>+){</w:t>
-      </w:r>
-      <w:proofErr w:type="gramEnd"/>
-    </w:p>
-    <w:p>
-      <w:pPr>
-        <w:pStyle w:val="Code"/>
-      </w:pPr>
-      <w:r>
-        <w:lastRenderedPageBreak/>
-        <w:t xml:space="preserve">    </w:t>
-      </w:r>
-      <w:proofErr w:type="gramStart"/>
-      <w:r>
-        <w:t>digitalWrite(</w:t>
-      </w:r>
-      <w:proofErr w:type="gramEnd"/>
-      <w:r>
-        <w:t>i+2, HIGH);</w:t>
-      </w:r>
-    </w:p>
-    <w:p>
-      <w:pPr>
-        <w:pStyle w:val="Code"/>
-      </w:pPr>
-      <w:r>
-        <w:t xml:space="preserve">    </w:t>
-      </w:r>
-      <w:proofErr w:type="gramStart"/>
-      <w:r>
-        <w:t>delay(</w:t>
-      </w:r>
-      <w:proofErr w:type="gramEnd"/>
-      <w:r>
-        <w:t>300);</w:t>
-      </w:r>
-    </w:p>
-    <w:p>
-      <w:pPr>
-        <w:pStyle w:val="Code"/>
-      </w:pPr>
-      <w:r>
-        <w:t xml:space="preserve">    </w:t>
-      </w:r>
-      <w:proofErr w:type="gramStart"/>
-      <w:r>
-        <w:t>digitalWrite(</w:t>
-      </w:r>
-      <w:proofErr w:type="gramEnd"/>
-      <w:r>
-        <w:t>i+2, LOW);</w:t>
-      </w:r>
-    </w:p>
-    <w:p>
-      <w:pPr>
-        <w:pStyle w:val="Code"/>
-      </w:pPr>
-      <w:r>
-        <w:t xml:space="preserve">    </w:t>
-      </w:r>
-      <w:proofErr w:type="gramStart"/>
-      <w:r>
-        <w:t>delay(</w:t>
-      </w:r>
-      <w:proofErr w:type="gramEnd"/>
-      <w:r>
-        <w:t>300);</w:t>
+        <w:t>void loop(){</w:t>
+      </w:r>
+    </w:p>
+    <w:p>
+      <w:pPr>
+        <w:pStyle w:val="Code"/>
+      </w:pPr>
+      <w:r>
+        <w:t xml:space="preserve">  for (int i=0; i&lt;6; i++){</w:t>
+      </w:r>
+    </w:p>
+    <w:p>
+      <w:pPr>
+        <w:pStyle w:val="Code"/>
+      </w:pPr>
+      <w:r>
+        <w:t xml:space="preserve">    digitalWrite(i+2, HIGH);</w:t>
+      </w:r>
+    </w:p>
+    <w:p>
+      <w:pPr>
+        <w:pStyle w:val="Code"/>
+      </w:pPr>
+      <w:r>
+        <w:t xml:space="preserve">    delay(300);</w:t>
+      </w:r>
+    </w:p>
+    <w:p>
+      <w:pPr>
+        <w:pStyle w:val="Code"/>
+      </w:pPr>
+      <w:r>
+        <w:t xml:space="preserve">    digitalWrite(i+2, LOW);</w:t>
+      </w:r>
+    </w:p>
+    <w:p>
+      <w:pPr>
+        <w:pStyle w:val="Code"/>
+      </w:pPr>
+      <w:r>
+        <w:t xml:space="preserve">    delay(300);</w:t>
       </w:r>
     </w:p>
     <w:p>
@@ -831,76 +823,39 @@
         <w:pStyle w:val="Code"/>
       </w:pPr>
       <w:r>
-        <w:t xml:space="preserve">  for (int i=4; i&gt;0; i</w:t>
-      </w:r>
-      <w:proofErr w:type="gramStart"/>
-      <w:r>
-        <w:t>--){</w:t>
-      </w:r>
-      <w:proofErr w:type="gramEnd"/>
-    </w:p>
-    <w:p>
-      <w:pPr>
-        <w:pStyle w:val="Code"/>
-      </w:pPr>
-      <w:r>
-        <w:t xml:space="preserve">    </w:t>
-      </w:r>
-      <w:proofErr w:type="gramStart"/>
-      <w:r>
-        <w:t>digitalWrite(</w:t>
-      </w:r>
-      <w:proofErr w:type="gramEnd"/>
-      <w:r>
-        <w:t>i+2, HIGH);</w:t>
-      </w:r>
-    </w:p>
-    <w:p>
-      <w:pPr>
-        <w:pStyle w:val="Code"/>
-      </w:pPr>
-      <w:r>
-        <w:t xml:space="preserve">    </w:t>
-      </w:r>
-      <w:proofErr w:type="gramStart"/>
-      <w:r>
-        <w:t>delay(</w:t>
-      </w:r>
-      <w:proofErr w:type="gramEnd"/>
-      <w:r>
-        <w:t>300);</w:t>
-      </w:r>
-    </w:p>
-    <w:p>
-      <w:pPr>
-        <w:pStyle w:val="Code"/>
-      </w:pPr>
-      <w:r>
-        <w:t xml:space="preserve">    </w:t>
-      </w:r>
-      <w:proofErr w:type="gramStart"/>
-      <w:r>
-        <w:t>digitalWrite(</w:t>
-      </w:r>
-      <w:proofErr w:type="gramEnd"/>
-      <w:r>
-        <w:t>i+2, LOW);</w:t>
-      </w:r>
-    </w:p>
-    <w:p>
-      <w:pPr>
-        <w:pStyle w:val="Code"/>
-      </w:pPr>
-      <w:r>
-        <w:t xml:space="preserve">    </w:t>
-      </w:r>
-      <w:proofErr w:type="gramStart"/>
-      <w:r>
-        <w:t>delay(</w:t>
-      </w:r>
-      <w:proofErr w:type="gramEnd"/>
-      <w:r>
-        <w:t>300);</w:t>
+        <w:t xml:space="preserve">  for (int i=4; i&gt;0; i--){</w:t>
+      </w:r>
+    </w:p>
+    <w:p>
+      <w:pPr>
+        <w:pStyle w:val="Code"/>
+      </w:pPr>
+      <w:r>
+        <w:t xml:space="preserve">    digitalWrite(i+2, HIGH);</w:t>
+      </w:r>
+    </w:p>
+    <w:p>
+      <w:pPr>
+        <w:pStyle w:val="Code"/>
+      </w:pPr>
+      <w:r>
+        <w:t xml:space="preserve">    delay(300);</w:t>
+      </w:r>
+    </w:p>
+    <w:p>
+      <w:pPr>
+        <w:pStyle w:val="Code"/>
+      </w:pPr>
+      <w:r>
+        <w:t xml:space="preserve">    digitalWrite(i+2, LOW);</w:t>
+      </w:r>
+    </w:p>
+    <w:p>
+      <w:pPr>
+        <w:pStyle w:val="Code"/>
+      </w:pPr>
+      <w:r>
+        <w:t xml:space="preserve">    delay(300);</w:t>
       </w:r>
     </w:p>
     <w:p>
@@ -932,24 +887,51 @@
         <w:pStyle w:val="P"/>
       </w:pPr>
       <w:r>
-        <w:t>І першій спробі запуску симуляції діоди не загорялися, бо хлібодошка не була під’єднана до плати.</w:t>
-      </w:r>
-    </w:p>
-    <w:p>
-      <w:pPr>
-        <w:pStyle w:val="P"/>
-        <w:rPr>
-          <w:lang w:val="en-US"/>
-        </w:rPr>
-      </w:pPr>
-      <w:r>
-        <w:t xml:space="preserve">Тоді було додано ще один дріт до піну плати </w:t>
-      </w:r>
-      <w:r>
-        <w:rPr>
-          <w:lang w:val="en-US"/>
-        </w:rPr>
-        <w:t>GND:</w:t>
+        <w:t xml:space="preserve">І першій спробі симуляції діоди не загорялися, бо </w:t>
+      </w:r>
+      <w:r>
+        <w:t>макетоплата</w:t>
+      </w:r>
+      <w:r>
+        <w:t xml:space="preserve"> не була під’єднана до плати.</w:t>
+      </w:r>
+    </w:p>
+    <w:p>
+      <w:pPr>
+        <w:pStyle w:val="P"/>
+        <w:rPr>
+          <w:lang w:val="en-US"/>
+        </w:rPr>
+      </w:pPr>
+      <w:r>
+        <w:t xml:space="preserve">Тоді було додано ще один дріт до піну </w:t>
+      </w:r>
+      <w:r>
+        <w:rPr>
+          <w:lang w:val="en-US"/>
+        </w:rPr>
+        <w:t>GND</w:t>
+      </w:r>
+      <w:r>
+        <w:rPr>
+          <w:lang w:val="en-US"/>
+        </w:rPr>
+        <w:t xml:space="preserve"> </w:t>
+      </w:r>
+      <w:r>
+        <w:t>плати</w:t>
+      </w:r>
+      <w:r>
+        <w:rPr>
+          <w:lang w:val="en-US"/>
+        </w:rPr>
+        <w:t xml:space="preserve"> Arduino</w:t>
+      </w:r>
+      <w:r>
+        <w:rPr>
+          <w:lang w:val="en-US"/>
+        </w:rPr>
+        <w:t>:</w:t>
       </w:r>
     </w:p>
     <w:p>
@@ -1014,26 +996,44 @@
         <w:pStyle w:val="IMG"/>
       </w:pPr>
       <w:r>
-        <w:t xml:space="preserve">Рисунок 1.2 – Доєднана плата </w:t>
-      </w:r>
-      <w:r>
-        <w:rPr>
-          <w:lang w:val="en-US"/>
-        </w:rPr>
-        <w:t xml:space="preserve">Arduino </w:t>
-      </w:r>
-      <w:r>
-        <w:t>до хлібодошки</w:t>
-      </w:r>
-    </w:p>
-    <w:p>
-      <w:pPr>
-        <w:pStyle w:val="P"/>
-      </w:pPr>
-    </w:p>
-    <w:p>
-      <w:pPr>
-        <w:pStyle w:val="P"/>
+        <w:t>Рисунок 1.2 – Доєднана</w:t>
+      </w:r>
+      <w:r>
+        <w:rPr>
+          <w:lang w:val="en-US"/>
+        </w:rPr>
+        <w:t xml:space="preserve"> </w:t>
+      </w:r>
+      <w:r>
+        <w:t>макетоплата до</w:t>
+      </w:r>
+      <w:r>
+        <w:t xml:space="preserve"> плат</w:t>
+      </w:r>
+      <w:r>
+        <w:t>и</w:t>
+      </w:r>
+      <w:r>
+        <w:t xml:space="preserve"> </w:t>
+      </w:r>
+      <w:r>
+        <w:rPr>
+          <w:lang w:val="en-US"/>
+        </w:rPr>
+        <w:t>Arduino</w:t>
+      </w:r>
+    </w:p>
+    <w:p>
+      <w:pPr>
+        <w:pStyle w:val="P"/>
+      </w:pPr>
+    </w:p>
+    <w:p>
+      <w:pPr>
+        <w:pStyle w:val="P"/>
+        <w:rPr>
+          <w:lang w:val="en-US"/>
+        </w:rPr>
       </w:pPr>
       <w:r>
         <w:t>Після цього симуляція почала працювати.</w:t>
@@ -1086,7 +1086,19 @@
         <w:pStyle w:val="P"/>
       </w:pPr>
       <w:r>
-        <w:t xml:space="preserve">Для другого прикладу було додано кнопку до хлібодошки, доєднано її до плати </w:t>
+        <w:t xml:space="preserve">Для другого прикладу було додано кнопку до </w:t>
+      </w:r>
+      <w:r>
+        <w:t>макетоплати</w:t>
+      </w:r>
+      <w:r>
+        <w:t xml:space="preserve">, </w:t>
+      </w:r>
+      <w:r>
+        <w:t>під’</w:t>
+      </w:r>
+      <w:r>
+        <w:t xml:space="preserve">єднано її до плати </w:t>
       </w:r>
       <w:r>
         <w:rPr>
@@ -1150,7 +1162,10 @@
         <w:pStyle w:val="IMG"/>
       </w:pPr>
       <w:r>
-        <w:t>Рисунок 1.3 – Доєднана кнопка на хлібодошці</w:t>
+        <w:t xml:space="preserve">Рисунок 1.3 – Доєднана кнопка на </w:t>
+      </w:r>
+      <w:r>
+        <w:t>макетоплати</w:t>
       </w:r>
     </w:p>
     <w:p>
@@ -1176,47 +1191,23 @@
         <w:pStyle w:val="Code"/>
       </w:pPr>
       <w:r>
-        <w:t xml:space="preserve">void </w:t>
-      </w:r>
-      <w:proofErr w:type="gramStart"/>
-      <w:r>
-        <w:t>setup(</w:t>
-      </w:r>
-      <w:proofErr w:type="gramEnd"/>
-      <w:r>
-        <w:t>){</w:t>
-      </w:r>
-    </w:p>
-    <w:p>
-      <w:pPr>
-        <w:pStyle w:val="Code"/>
-      </w:pPr>
-      <w:r>
-        <w:t>  pinMode(</w:t>
-      </w:r>
-      <w:proofErr w:type="gramStart"/>
-      <w:r>
-        <w:t>13,OUTPUT</w:t>
-      </w:r>
-      <w:proofErr w:type="gramEnd"/>
-      <w:r>
-        <w:t>);</w:t>
-      </w:r>
-    </w:p>
-    <w:p>
-      <w:pPr>
-        <w:pStyle w:val="Code"/>
-      </w:pPr>
-      <w:r>
-        <w:t>  pinMode(</w:t>
-      </w:r>
-      <w:proofErr w:type="gramStart"/>
-      <w:r>
-        <w:t>10,OUTPUT</w:t>
-      </w:r>
-      <w:proofErr w:type="gramEnd"/>
-      <w:r>
-        <w:t>);</w:t>
+        <w:t>void setup(){</w:t>
+      </w:r>
+    </w:p>
+    <w:p>
+      <w:pPr>
+        <w:pStyle w:val="Code"/>
+      </w:pPr>
+      <w:r>
+        <w:t>  pinMode(13,OUTPUT);</w:t>
+      </w:r>
+    </w:p>
+    <w:p>
+      <w:pPr>
+        <w:pStyle w:val="Code"/>
+      </w:pPr>
+      <w:r>
+        <w:t>  pinMode(10,OUTPUT);</w:t>
       </w:r>
     </w:p>
     <w:p>
@@ -1245,31 +1236,15 @@
         <w:pStyle w:val="Code"/>
       </w:pPr>
       <w:r>
-        <w:t xml:space="preserve">void </w:t>
-      </w:r>
-      <w:proofErr w:type="gramStart"/>
-      <w:r>
-        <w:t>loop(</w:t>
-      </w:r>
-      <w:proofErr w:type="gramEnd"/>
-      <w:r>
-        <w:t>){</w:t>
-      </w:r>
-    </w:p>
-    <w:p>
-      <w:pPr>
-        <w:pStyle w:val="Code"/>
-      </w:pPr>
-      <w:r>
-        <w:t>  int buttonState=</w:t>
-      </w:r>
-      <w:proofErr w:type="gramStart"/>
-      <w:r>
-        <w:t>digitalRead(</w:t>
-      </w:r>
-      <w:proofErr w:type="gramEnd"/>
-      <w:r>
-        <w:t>10);</w:t>
+        <w:t>void loop(){</w:t>
+      </w:r>
+    </w:p>
+    <w:p>
+      <w:pPr>
+        <w:pStyle w:val="Code"/>
+      </w:pPr>
+      <w:r>
+        <w:t>  int buttonState=digitalRead(10);</w:t>
       </w:r>
     </w:p>
     <w:p>
@@ -1285,44 +1260,23 @@
         <w:pStyle w:val="Code"/>
       </w:pPr>
       <w:r>
-        <w:t>  if (buttonState==</w:t>
-      </w:r>
-      <w:proofErr w:type="gramStart"/>
-      <w:r>
-        <w:t>1){</w:t>
-      </w:r>
-      <w:proofErr w:type="gramEnd"/>
-    </w:p>
-    <w:p>
-      <w:pPr>
-        <w:pStyle w:val="Code"/>
-      </w:pPr>
-      <w:r>
-        <w:t>    digitalWrite(</w:t>
-      </w:r>
-      <w:proofErr w:type="gramStart"/>
-      <w:r>
-        <w:t>13,HIGH</w:t>
-      </w:r>
-      <w:proofErr w:type="gramEnd"/>
-      <w:r>
-        <w:t>);</w:t>
-      </w:r>
-    </w:p>
-    <w:p>
-      <w:pPr>
-        <w:pStyle w:val="Code"/>
-      </w:pPr>
-      <w:r>
-        <w:t xml:space="preserve">  } else </w:t>
-      </w:r>
-      <w:proofErr w:type="gramStart"/>
-      <w:r>
-        <w:t>{ digitalWrite</w:t>
-      </w:r>
-      <w:proofErr w:type="gramEnd"/>
-      <w:r>
-        <w:t>(13,LOW); }</w:t>
+        <w:t>  if (buttonState==1){</w:t>
+      </w:r>
+    </w:p>
+    <w:p>
+      <w:pPr>
+        <w:pStyle w:val="Code"/>
+      </w:pPr>
+      <w:r>
+        <w:t>    digitalWrite(13,HIGH);</w:t>
+      </w:r>
+    </w:p>
+    <w:p>
+      <w:pPr>
+        <w:pStyle w:val="Code"/>
+      </w:pPr>
+      <w:r>
+        <w:t>  } else { digitalWrite(13,LOW); }</w:t>
       </w:r>
     </w:p>
     <w:p>
@@ -1398,6 +1352,9 @@
     <w:p>
       <w:pPr>
         <w:pStyle w:val="H2"/>
+        <w:rPr>
+          <w:lang w:val="en-US"/>
+        </w:rPr>
       </w:pPr>
       <w:r>
         <w:t>2 Світлофор автомобільний</w:t>
@@ -1405,7 +1362,383 @@
     </w:p>
     <w:p>
       <w:pPr>
+        <w:pStyle w:val="P"/>
+      </w:pPr>
+    </w:p>
+    <w:p>
+      <w:pPr>
+        <w:pStyle w:val="P"/>
+        <w:rPr>
+          <w:lang w:val="en-US"/>
+        </w:rPr>
+      </w:pPr>
+      <w:r>
+        <w:t xml:space="preserve">Три світлодіоди (червоний, жовтий та зелений) були підключені до </w:t>
+      </w:r>
+      <w:r>
+        <w:rPr>
+          <w:lang w:val="en-US"/>
+        </w:rPr>
+        <w:t xml:space="preserve">Arduino, </w:t>
+      </w:r>
+      <w:r>
+        <w:t xml:space="preserve">а </w:t>
+      </w:r>
+      <w:r>
+        <w:t>макетоплат</w:t>
+      </w:r>
+      <w:r>
+        <w:t>а</w:t>
+      </w:r>
+      <w:r>
+        <w:t xml:space="preserve"> до </w:t>
+      </w:r>
+      <w:r>
+        <w:rPr>
+          <w:lang w:val="en-US"/>
+        </w:rPr>
+        <w:t>GND.</w:t>
+      </w:r>
+    </w:p>
+    <w:p>
+      <w:pPr>
+        <w:pStyle w:val="P"/>
+      </w:pPr>
+    </w:p>
+    <w:p>
+      <w:pPr>
+        <w:pStyle w:val="IMG"/>
+        <w:rPr>
+          <w:lang w:val="en-US"/>
+        </w:rPr>
+      </w:pPr>
+      <w:r>
+        <w:lastRenderedPageBreak/>
+        <w:drawing>
+          <wp:inline distT="0" distB="0" distL="0" distR="0" wp14:anchorId="49860A83" wp14:editId="6A76F60D">
+            <wp:extent cx="5731510" cy="8360410"/>
+            <wp:effectExtent l="0" t="0" r="2540" b="2540"/>
+            <wp:docPr id="1224633316" name="Рисунок 1" descr="Зображення, що містить текст, знімок екрана, дизайн&#10;&#10;Вміст, створений ШІ, може бути неправильним."/>
+            <wp:cNvGraphicFramePr>
+              <a:graphicFrameLocks xmlns:a="http://schemas.openxmlformats.org/drawingml/2006/main" noChangeAspect="1"/>
+            </wp:cNvGraphicFramePr>
+            <a:graphic xmlns:a="http://schemas.openxmlformats.org/drawingml/2006/main">
+              <a:graphicData uri="http://schemas.openxmlformats.org/drawingml/2006/picture">
+                <pic:pic xmlns:pic="http://schemas.openxmlformats.org/drawingml/2006/picture">
+                  <pic:nvPicPr>
+                    <pic:cNvPr id="1224633316" name="Рисунок 1" descr="Зображення, що містить текст, знімок екрана, дизайн&#10;&#10;Вміст, створений ШІ, може бути неправильним."/>
+                    <pic:cNvPicPr/>
+                  </pic:nvPicPr>
+                  <pic:blipFill>
+                    <a:blip r:embed="rId11"/>
+                    <a:stretch>
+                      <a:fillRect/>
+                    </a:stretch>
+                  </pic:blipFill>
+                  <pic:spPr>
+                    <a:xfrm>
+                      <a:off x="0" y="0"/>
+                      <a:ext cx="5731510" cy="8360410"/>
+                    </a:xfrm>
+                    <a:prstGeom prst="rect">
+                      <a:avLst/>
+                    </a:prstGeom>
+                  </pic:spPr>
+                </pic:pic>
+              </a:graphicData>
+            </a:graphic>
+          </wp:inline>
+        </w:drawing>
+      </w:r>
+    </w:p>
+    <w:p>
+      <w:pPr>
+        <w:pStyle w:val="IMG"/>
+      </w:pPr>
+      <w:r>
+        <w:t>Рисунок 1.</w:t>
+      </w:r>
+      <w:r>
+        <w:t>4</w:t>
+      </w:r>
+      <w:r>
+        <w:t xml:space="preserve"> – Світлофор для автомобілів</w:t>
+      </w:r>
+    </w:p>
+    <w:p>
+      <w:pPr>
+        <w:pStyle w:val="P"/>
+      </w:pPr>
+    </w:p>
+    <w:p>
+      <w:pPr>
+        <w:pStyle w:val="P"/>
+      </w:pPr>
+      <w:r>
+        <w:t>Код програми</w:t>
+      </w:r>
+      <w:r>
+        <w:rPr>
+          <w:lang w:val="en-US"/>
+        </w:rPr>
+        <w:t>:</w:t>
+      </w:r>
+    </w:p>
+    <w:p>
+      <w:pPr>
+        <w:pStyle w:val="P"/>
+      </w:pPr>
+    </w:p>
+    <w:p>
+      <w:pPr>
+        <w:pStyle w:val="Code"/>
+      </w:pPr>
+      <w:r>
+        <w:t>int red=2;</w:t>
+      </w:r>
+    </w:p>
+    <w:p>
+      <w:pPr>
+        <w:pStyle w:val="Code"/>
+      </w:pPr>
+      <w:r>
+        <w:t>int yellow=1;</w:t>
+      </w:r>
+    </w:p>
+    <w:p>
+      <w:pPr>
+        <w:pStyle w:val="Code"/>
+      </w:pPr>
+      <w:r>
+        <w:t>int green=0;</w:t>
+      </w:r>
+    </w:p>
+    <w:p>
+      <w:pPr>
+        <w:pStyle w:val="Code"/>
+      </w:pPr>
+    </w:p>
+    <w:p>
+      <w:pPr>
+        <w:pStyle w:val="Code"/>
+      </w:pPr>
+      <w:r>
+        <w:t>void setup(){</w:t>
+      </w:r>
+    </w:p>
+    <w:p>
+      <w:pPr>
+        <w:pStyle w:val="Code"/>
+      </w:pPr>
+      <w:r>
+        <w:t>  pinMode(red,OUTPUT);</w:t>
+      </w:r>
+    </w:p>
+    <w:p>
+      <w:pPr>
+        <w:pStyle w:val="Code"/>
+      </w:pPr>
+      <w:r>
+        <w:t>  pinMode(yellow,OUTPUT);</w:t>
+      </w:r>
+    </w:p>
+    <w:p>
+      <w:pPr>
+        <w:pStyle w:val="Code"/>
+      </w:pPr>
+      <w:r>
+        <w:t>  pinMode(green,OUTPUT);</w:t>
+      </w:r>
+    </w:p>
+    <w:p>
+      <w:pPr>
+        <w:pStyle w:val="Code"/>
+      </w:pPr>
+      <w:r>
+        <w:t>}</w:t>
+      </w:r>
+    </w:p>
+    <w:p>
+      <w:pPr>
+        <w:pStyle w:val="Code"/>
+      </w:pPr>
+    </w:p>
+    <w:p>
+      <w:pPr>
+        <w:pStyle w:val="Code"/>
+      </w:pPr>
+      <w:r>
+        <w:t>int delay_time=1000;</w:t>
+      </w:r>
+    </w:p>
+    <w:p>
+      <w:pPr>
+        <w:pStyle w:val="Code"/>
+      </w:pPr>
+    </w:p>
+    <w:p>
+      <w:pPr>
+        <w:pStyle w:val="Code"/>
+      </w:pPr>
+      <w:r>
+        <w:t>void loop(){</w:t>
+      </w:r>
+    </w:p>
+    <w:p>
+      <w:pPr>
+        <w:pStyle w:val="Code"/>
+      </w:pPr>
+      <w:r>
+        <w:t>  digitalWrite(red,HIGH);</w:t>
+      </w:r>
+    </w:p>
+    <w:p>
+      <w:pPr>
+        <w:pStyle w:val="Code"/>
+      </w:pPr>
+      <w:r>
+        <w:t>  digitalWrite(yellow,LOW);</w:t>
+      </w:r>
+    </w:p>
+    <w:p>
+      <w:pPr>
+        <w:pStyle w:val="Code"/>
+      </w:pPr>
+      <w:r>
+        <w:t>  digitalWrite(green,LOW);</w:t>
+      </w:r>
+    </w:p>
+    <w:p>
+      <w:pPr>
+        <w:pStyle w:val="Code"/>
+      </w:pPr>
+      <w:r>
+        <w:t>  delay(delay_time);</w:t>
+      </w:r>
+    </w:p>
+    <w:p>
+      <w:pPr>
+        <w:pStyle w:val="Code"/>
+      </w:pPr>
+    </w:p>
+    <w:p>
+      <w:pPr>
+        <w:pStyle w:val="Code"/>
+      </w:pPr>
+      <w:r>
+        <w:t>  digitalWrite(red,HIGH);</w:t>
+      </w:r>
+    </w:p>
+    <w:p>
+      <w:pPr>
+        <w:pStyle w:val="Code"/>
+      </w:pPr>
+      <w:r>
+        <w:t>  digitalWrite(yellow,HIGH);</w:t>
+      </w:r>
+    </w:p>
+    <w:p>
+      <w:pPr>
+        <w:pStyle w:val="Code"/>
+      </w:pPr>
+      <w:r>
+        <w:t>  digitalWrite(green,LOW);</w:t>
+      </w:r>
+    </w:p>
+    <w:p>
+      <w:pPr>
+        <w:pStyle w:val="Code"/>
+      </w:pPr>
+      <w:r>
+        <w:t>  delay(delay_time);</w:t>
+      </w:r>
+    </w:p>
+    <w:p>
+      <w:pPr>
+        <w:pStyle w:val="Code"/>
+      </w:pPr>
+    </w:p>
+    <w:p>
+      <w:pPr>
+        <w:pStyle w:val="Code"/>
+      </w:pPr>
+      <w:r>
+        <w:t>  digitalWrite(red,LOW);</w:t>
+      </w:r>
+    </w:p>
+    <w:p>
+      <w:pPr>
+        <w:pStyle w:val="Code"/>
+      </w:pPr>
+      <w:r>
+        <w:t>  digitalWrite(yellow,LOW);</w:t>
+      </w:r>
+    </w:p>
+    <w:p>
+      <w:pPr>
+        <w:pStyle w:val="Code"/>
+      </w:pPr>
+      <w:r>
+        <w:t>  digitalWrite(green,HIGH);</w:t>
+      </w:r>
+    </w:p>
+    <w:p>
+      <w:pPr>
+        <w:pStyle w:val="Code"/>
+      </w:pPr>
+      <w:r>
+        <w:t>  delay(delay_time);</w:t>
+      </w:r>
+    </w:p>
+    <w:p>
+      <w:pPr>
+        <w:pStyle w:val="Code"/>
+        <w:rPr>
+          <w:lang w:val="uk-UA"/>
+        </w:rPr>
+      </w:pPr>
+      <w:r>
+        <w:t>}</w:t>
+      </w:r>
+    </w:p>
+    <w:p>
+      <w:pPr>
+        <w:pStyle w:val="P"/>
+        <w:rPr>
+          <w:lang w:val="en-US"/>
+        </w:rPr>
+      </w:pPr>
+    </w:p>
+    <w:p>
+      <w:pPr>
+        <w:pStyle w:val="P"/>
+      </w:pPr>
+      <w:hyperlink r:id="rId12" w:history="1">
+        <w:r>
+          <w:rPr>
+            <w:rStyle w:val="a4"/>
+          </w:rPr>
+          <w:t>Посилання на проєкт</w:t>
+        </w:r>
+      </w:hyperlink>
+      <w:r>
+        <w:t>.</w:t>
+      </w:r>
+    </w:p>
+    <w:p>
+      <w:pPr>
+        <w:pStyle w:val="P"/>
+        <w:rPr>
+          <w:lang w:val="en-US"/>
+        </w:rPr>
+      </w:pPr>
+    </w:p>
+    <w:p>
+      <w:pPr>
         <w:pStyle w:val="H2"/>
+        <w:rPr>
+          <w:lang w:val="en-US"/>
+        </w:rPr>
       </w:pPr>
       <w:r>
         <w:t>3 Світлофор пішоходний</w:t>
@@ -1414,13 +1747,565 @@
     <w:p>
       <w:pPr>
         <w:pStyle w:val="P"/>
-      </w:pPr>
+        <w:rPr>
+          <w:lang w:val="en-US"/>
+        </w:rPr>
+      </w:pPr>
+    </w:p>
+    <w:p>
+      <w:pPr>
+        <w:pStyle w:val="P"/>
+        <w:rPr>
+          <w:lang w:val="en-US"/>
+        </w:rPr>
+      </w:pPr>
+      <w:r>
+        <w:t xml:space="preserve">До дошки було додано кнопку і підключено її до піну </w:t>
+      </w:r>
+      <w:r>
+        <w:rPr>
+          <w:lang w:val="en-US"/>
+        </w:rPr>
+        <w:t xml:space="preserve">RESET. </w:t>
+      </w:r>
+      <w:r>
+        <w:t>Світлофор починається на фазі червоний для машин, зелений для пішоходів. При натисканні кнопки світлофор переходить на зелений сигнал для пішоходів і червоний для машин.</w:t>
+      </w:r>
+    </w:p>
+    <w:p>
+      <w:pPr>
+        <w:pStyle w:val="P"/>
+      </w:pPr>
+    </w:p>
+    <w:p>
+      <w:pPr>
+        <w:pStyle w:val="IMG"/>
+      </w:pPr>
+      <w:r>
+        <w:lastRenderedPageBreak/>
+        <w:drawing>
+          <wp:inline distT="0" distB="0" distL="0" distR="0" wp14:anchorId="44B9A7DC" wp14:editId="34D20501">
+            <wp:extent cx="5731510" cy="6282055"/>
+            <wp:effectExtent l="0" t="0" r="2540" b="4445"/>
+            <wp:docPr id="420661711" name="Рисунок 1" descr="Зображення, що містить текст, Електронна інженерія, електроніка, схема&#10;&#10;Вміст, створений ШІ, може бути неправильним."/>
+            <wp:cNvGraphicFramePr>
+              <a:graphicFrameLocks xmlns:a="http://schemas.openxmlformats.org/drawingml/2006/main" noChangeAspect="1"/>
+            </wp:cNvGraphicFramePr>
+            <a:graphic xmlns:a="http://schemas.openxmlformats.org/drawingml/2006/main">
+              <a:graphicData uri="http://schemas.openxmlformats.org/drawingml/2006/picture">
+                <pic:pic xmlns:pic="http://schemas.openxmlformats.org/drawingml/2006/picture">
+                  <pic:nvPicPr>
+                    <pic:cNvPr id="420661711" name="Рисунок 1" descr="Зображення, що містить текст, Електронна інженерія, електроніка, схема&#10;&#10;Вміст, створений ШІ, може бути неправильним."/>
+                    <pic:cNvPicPr/>
+                  </pic:nvPicPr>
+                  <pic:blipFill>
+                    <a:blip r:embed="rId13"/>
+                    <a:stretch>
+                      <a:fillRect/>
+                    </a:stretch>
+                  </pic:blipFill>
+                  <pic:spPr>
+                    <a:xfrm>
+                      <a:off x="0" y="0"/>
+                      <a:ext cx="5731510" cy="6282055"/>
+                    </a:xfrm>
+                    <a:prstGeom prst="rect">
+                      <a:avLst/>
+                    </a:prstGeom>
+                  </pic:spPr>
+                </pic:pic>
+              </a:graphicData>
+            </a:graphic>
+          </wp:inline>
+        </w:drawing>
+      </w:r>
+    </w:p>
+    <w:p>
+      <w:pPr>
+        <w:pStyle w:val="IMG"/>
+      </w:pPr>
+      <w:r>
+        <w:t>Рисунок 1.</w:t>
+      </w:r>
+      <w:r>
+        <w:t>5</w:t>
+      </w:r>
+      <w:r>
+        <w:t xml:space="preserve"> – Світлофор для машин та пішоходів</w:t>
+      </w:r>
+    </w:p>
+    <w:p>
+      <w:pPr>
+        <w:pStyle w:val="P"/>
+      </w:pPr>
+    </w:p>
+    <w:p>
+      <w:pPr>
+        <w:pStyle w:val="P"/>
+      </w:pPr>
+      <w:r>
+        <w:t>Код програми:</w:t>
+      </w:r>
+    </w:p>
+    <w:p>
+      <w:pPr>
+        <w:pStyle w:val="P"/>
+      </w:pPr>
+    </w:p>
+    <w:p>
+      <w:pPr>
+        <w:pStyle w:val="Code"/>
+      </w:pPr>
+      <w:r>
+        <w:t>int cars_red=2;</w:t>
+      </w:r>
+    </w:p>
+    <w:p>
+      <w:pPr>
+        <w:pStyle w:val="Code"/>
+      </w:pPr>
+      <w:r>
+        <w:t>int cars_yellow=1;</w:t>
+      </w:r>
+    </w:p>
+    <w:p>
+      <w:pPr>
+        <w:pStyle w:val="Code"/>
+      </w:pPr>
+      <w:r>
+        <w:t>int cars_green=0;</w:t>
+      </w:r>
+    </w:p>
+    <w:p>
+      <w:pPr>
+        <w:pStyle w:val="Code"/>
+      </w:pPr>
+    </w:p>
+    <w:p>
+      <w:pPr>
+        <w:pStyle w:val="Code"/>
+      </w:pPr>
+      <w:r>
+        <w:t>int pedestrians_red=8;</w:t>
+      </w:r>
+    </w:p>
+    <w:p>
+      <w:pPr>
+        <w:pStyle w:val="Code"/>
+      </w:pPr>
+      <w:r>
+        <w:t>int pedestrian_green=7;</w:t>
+      </w:r>
+    </w:p>
+    <w:p>
+      <w:pPr>
+        <w:pStyle w:val="Code"/>
+      </w:pPr>
+    </w:p>
+    <w:p>
+      <w:pPr>
+        <w:pStyle w:val="Code"/>
+      </w:pPr>
+      <w:r>
+        <w:t>int button=4;</w:t>
+      </w:r>
+    </w:p>
+    <w:p>
+      <w:pPr>
+        <w:pStyle w:val="Code"/>
+      </w:pPr>
+    </w:p>
+    <w:p>
+      <w:pPr>
+        <w:pStyle w:val="Code"/>
+      </w:pPr>
+      <w:r>
+        <w:t>void setup(){</w:t>
+      </w:r>
+    </w:p>
+    <w:p>
+      <w:pPr>
+        <w:pStyle w:val="Code"/>
+      </w:pPr>
+      <w:r>
+        <w:t xml:space="preserve">  pinMode(cars_red,OUTPUT);</w:t>
+      </w:r>
+    </w:p>
+    <w:p>
+      <w:pPr>
+        <w:pStyle w:val="Code"/>
+      </w:pPr>
+      <w:r>
+        <w:t xml:space="preserve">  pinMode(cars_yellow,OUTPUT);</w:t>
+      </w:r>
+    </w:p>
+    <w:p>
+      <w:pPr>
+        <w:pStyle w:val="Code"/>
+      </w:pPr>
+      <w:r>
+        <w:t xml:space="preserve">  pinMode(cars_green,OUTPUT);</w:t>
+      </w:r>
+    </w:p>
+    <w:p>
+      <w:pPr>
+        <w:pStyle w:val="Code"/>
+      </w:pPr>
+    </w:p>
+    <w:p>
+      <w:pPr>
+        <w:pStyle w:val="Code"/>
+      </w:pPr>
+      <w:r>
+        <w:t xml:space="preserve">  pinMode(pedestrians_red,OUTPUT);</w:t>
+      </w:r>
+    </w:p>
+    <w:p>
+      <w:pPr>
+        <w:pStyle w:val="Code"/>
+      </w:pPr>
+      <w:r>
+        <w:t xml:space="preserve">  pinMode(pedestrian_green,OUTPUT);</w:t>
+      </w:r>
+    </w:p>
+    <w:p>
+      <w:pPr>
+        <w:pStyle w:val="Code"/>
+      </w:pPr>
+      <w:r>
+        <w:t>}</w:t>
+      </w:r>
+    </w:p>
+    <w:p>
+      <w:pPr>
+        <w:pStyle w:val="Code"/>
+      </w:pPr>
+    </w:p>
+    <w:p>
+      <w:pPr>
+        <w:pStyle w:val="Code"/>
+      </w:pPr>
+      <w:r>
+        <w:t>int phase_wait_time=3000;</w:t>
+      </w:r>
+    </w:p>
+    <w:p>
+      <w:pPr>
+        <w:pStyle w:val="Code"/>
+      </w:pPr>
+      <w:r>
+        <w:t>int delay_time=1000;</w:t>
+      </w:r>
+    </w:p>
+    <w:p>
+      <w:pPr>
+        <w:pStyle w:val="Code"/>
+      </w:pPr>
+    </w:p>
+    <w:p>
+      <w:pPr>
+        <w:pStyle w:val="Code"/>
+      </w:pPr>
+      <w:r>
+        <w:t>void cars_red_phase(){</w:t>
+      </w:r>
+    </w:p>
+    <w:p>
+      <w:pPr>
+        <w:pStyle w:val="Code"/>
+      </w:pPr>
+      <w:r>
+        <w:t xml:space="preserve">  digitalWrite(cars_red,HIGH);</w:t>
+      </w:r>
+    </w:p>
+    <w:p>
+      <w:pPr>
+        <w:pStyle w:val="Code"/>
+      </w:pPr>
+      <w:r>
+        <w:t xml:space="preserve">  digitalWrite(cars_yellow,LOW);</w:t>
+      </w:r>
+    </w:p>
+    <w:p>
+      <w:pPr>
+        <w:pStyle w:val="Code"/>
+      </w:pPr>
+      <w:r>
+        <w:t xml:space="preserve">  digitalWrite(cars_green,LOW);</w:t>
+      </w:r>
+    </w:p>
+    <w:p>
+      <w:pPr>
+        <w:pStyle w:val="Code"/>
+      </w:pPr>
+      <w:r>
+        <w:t xml:space="preserve">  digitalWrite(pedestrians_red,LOW);</w:t>
+      </w:r>
+    </w:p>
+    <w:p>
+      <w:pPr>
+        <w:pStyle w:val="Code"/>
+      </w:pPr>
+      <w:r>
+        <w:t xml:space="preserve">  digitalWrite(pedestrian_green,HIGH);</w:t>
+      </w:r>
+    </w:p>
+    <w:p>
+      <w:pPr>
+        <w:pStyle w:val="Code"/>
+      </w:pPr>
+      <w:r>
+        <w:t xml:space="preserve">  delay(phase_wait_time-delay_time);</w:t>
+      </w:r>
+    </w:p>
+    <w:p>
+      <w:pPr>
+        <w:pStyle w:val="Code"/>
+      </w:pPr>
+      <w:r>
+        <w:t>}</w:t>
+      </w:r>
+    </w:p>
+    <w:p>
+      <w:pPr>
+        <w:pStyle w:val="Code"/>
+      </w:pPr>
+    </w:p>
+    <w:p>
+      <w:pPr>
+        <w:pStyle w:val="Code"/>
+      </w:pPr>
+      <w:r>
+        <w:t>void cars_yellow_phase(){</w:t>
+      </w:r>
+    </w:p>
+    <w:p>
+      <w:pPr>
+        <w:pStyle w:val="Code"/>
+      </w:pPr>
+      <w:r>
+        <w:t xml:space="preserve">  digitalWrite(cars_red,HIGH);</w:t>
+      </w:r>
+    </w:p>
+    <w:p>
+      <w:pPr>
+        <w:pStyle w:val="Code"/>
+      </w:pPr>
+      <w:r>
+        <w:t xml:space="preserve">  digitalWrite(cars_yellow,HIGH);</w:t>
+      </w:r>
+    </w:p>
+    <w:p>
+      <w:pPr>
+        <w:pStyle w:val="Code"/>
+      </w:pPr>
+      <w:r>
+        <w:t xml:space="preserve">  digitalWrite(cars_green,LOW);</w:t>
+      </w:r>
+    </w:p>
+    <w:p>
+      <w:pPr>
+        <w:pStyle w:val="Code"/>
+      </w:pPr>
+      <w:r>
+        <w:t xml:space="preserve">  digitalWrite(pedestrians_red,LOW);</w:t>
+      </w:r>
+    </w:p>
+    <w:p>
+      <w:pPr>
+        <w:pStyle w:val="Code"/>
+      </w:pPr>
+      <w:r>
+        <w:t xml:space="preserve">  digitalWrite(pedestrian_green,HIGH);</w:t>
+      </w:r>
+    </w:p>
+    <w:p>
+      <w:pPr>
+        <w:pStyle w:val="Code"/>
+      </w:pPr>
+      <w:r>
+        <w:t xml:space="preserve">  delay(delay_time);</w:t>
+      </w:r>
+    </w:p>
+    <w:p>
+      <w:pPr>
+        <w:pStyle w:val="Code"/>
+      </w:pPr>
+      <w:r>
+        <w:t>}</w:t>
+      </w:r>
+    </w:p>
+    <w:p>
+      <w:pPr>
+        <w:pStyle w:val="Code"/>
+      </w:pPr>
+    </w:p>
+    <w:p>
+      <w:pPr>
+        <w:pStyle w:val="Code"/>
+      </w:pPr>
+      <w:r>
+        <w:t>void cars_green_phase(){</w:t>
+      </w:r>
+    </w:p>
+    <w:p>
+      <w:pPr>
+        <w:pStyle w:val="Code"/>
+      </w:pPr>
+      <w:r>
+        <w:t xml:space="preserve">  digitalWrite(cars_red,LOW);</w:t>
+      </w:r>
+    </w:p>
+    <w:p>
+      <w:pPr>
+        <w:pStyle w:val="Code"/>
+      </w:pPr>
+      <w:r>
+        <w:t xml:space="preserve">  digitalWrite(cars_yellow,LOW);</w:t>
+      </w:r>
+    </w:p>
+    <w:p>
+      <w:pPr>
+        <w:pStyle w:val="Code"/>
+      </w:pPr>
+      <w:r>
+        <w:t xml:space="preserve">  digitalWrite(cars_green,HIGH);</w:t>
+      </w:r>
+    </w:p>
+    <w:p>
+      <w:pPr>
+        <w:pStyle w:val="Code"/>
+      </w:pPr>
+      <w:r>
+        <w:t xml:space="preserve">  digitalWrite(pedestrians_red,HIGH);</w:t>
+      </w:r>
+    </w:p>
+    <w:p>
+      <w:pPr>
+        <w:pStyle w:val="Code"/>
+      </w:pPr>
+      <w:r>
+        <w:t xml:space="preserve">  digitalWrite(pedestrian_green,LOW);</w:t>
+      </w:r>
+    </w:p>
+    <w:p>
+      <w:pPr>
+        <w:pStyle w:val="Code"/>
+      </w:pPr>
+      <w:r>
+        <w:t xml:space="preserve">  delay(phase_wait_time);</w:t>
+      </w:r>
+    </w:p>
+    <w:p>
+      <w:pPr>
+        <w:pStyle w:val="Code"/>
+      </w:pPr>
+      <w:r>
+        <w:t>}</w:t>
+      </w:r>
+    </w:p>
+    <w:p>
+      <w:pPr>
+        <w:pStyle w:val="Code"/>
+      </w:pPr>
+    </w:p>
+    <w:p>
+      <w:pPr>
+        <w:pStyle w:val="Code"/>
+      </w:pPr>
+      <w:r>
+        <w:t>void loop(){</w:t>
+      </w:r>
+    </w:p>
+    <w:p>
+      <w:pPr>
+        <w:pStyle w:val="Code"/>
+      </w:pPr>
+      <w:r>
+        <w:t xml:space="preserve">  int is_button_pressed=digitalRead(button);</w:t>
+      </w:r>
+    </w:p>
+    <w:p>
+      <w:pPr>
+        <w:pStyle w:val="Code"/>
+      </w:pPr>
+      <w:r>
+        <w:t xml:space="preserve">  cars_red_phase();</w:t>
+      </w:r>
+    </w:p>
+    <w:p>
+      <w:pPr>
+        <w:pStyle w:val="Code"/>
+      </w:pPr>
+      <w:r>
+        <w:t xml:space="preserve">  cars_yellow_phase();</w:t>
+      </w:r>
+    </w:p>
+    <w:p>
+      <w:pPr>
+        <w:pStyle w:val="Code"/>
+      </w:pPr>
+      <w:r>
+        <w:t xml:space="preserve">  cars_green_phase();</w:t>
+      </w:r>
+    </w:p>
+    <w:p>
+      <w:pPr>
+        <w:pStyle w:val="Code"/>
+      </w:pPr>
+      <w:r>
+        <w:t>}</w:t>
+      </w:r>
+    </w:p>
+    <w:p>
+      <w:pPr>
+        <w:pStyle w:val="P"/>
+      </w:pPr>
+    </w:p>
+    <w:p>
+      <w:pPr>
+        <w:pStyle w:val="P"/>
+      </w:pPr>
+      <w:hyperlink r:id="rId14" w:history="1">
+        <w:r>
+          <w:rPr>
+            <w:rStyle w:val="a4"/>
+          </w:rPr>
+          <w:t>Посилання на проєкт</w:t>
+        </w:r>
+      </w:hyperlink>
+      <w:r>
+        <w:t>.</w:t>
+      </w:r>
+    </w:p>
+    <w:p>
+      <w:pPr>
+        <w:pStyle w:val="P"/>
+        <w:rPr>
+          <w:lang w:val="en-US"/>
+        </w:rPr>
+      </w:pPr>
+    </w:p>
+    <w:p>
+      <w:pPr>
+        <w:rPr>
+          <w:rFonts w:eastAsiaTheme="majorEastAsia"/>
+          <w:b/>
+          <w:bCs/>
+          <w:caps/>
+          <w:color w:val="000000" w:themeColor="text1"/>
+        </w:rPr>
+      </w:pPr>
+      <w:r>
+        <w:br w:type="page"/>
+      </w:r>
     </w:p>
     <w:p>
       <w:pPr>
         <w:pStyle w:val="H1"/>
       </w:pPr>
       <w:r>
+        <w:lastRenderedPageBreak/>
         <w:t>Висновки</w:t>
       </w:r>
     </w:p>

--- a/32IV Inzhenerija vbudovanyh/1/KNT-122_Onyshchenko_Variant-19_PR1.docx
+++ b/32IV Inzhenerija vbudovanyh/1/KNT-122_Onyshchenko_Variant-19_PR1.docx
@@ -910,13 +910,7 @@
         <w:rPr>
           <w:lang w:val="en-US"/>
         </w:rPr>
-        <w:t>GND</w:t>
-      </w:r>
-      <w:r>
-        <w:rPr>
-          <w:lang w:val="en-US"/>
-        </w:rPr>
-        <w:t xml:space="preserve"> </w:t>
+        <w:t xml:space="preserve">GND </w:t>
       </w:r>
       <w:r>
         <w:t>плати</w:t>
@@ -1054,19 +1048,7 @@
           <w:rPr>
             <w:rStyle w:val="a4"/>
           </w:rPr>
-          <w:t>Посилання</w:t>
-        </w:r>
-        <w:r>
-          <w:rPr>
-            <w:rStyle w:val="a4"/>
-          </w:rPr>
-          <w:t xml:space="preserve"> </w:t>
-        </w:r>
-        <w:r>
-          <w:rPr>
-            <w:rStyle w:val="a4"/>
-          </w:rPr>
-          <w:t>на проєкт</w:t>
+          <w:t>Посилання на проєкт</w:t>
         </w:r>
       </w:hyperlink>
       <w:r>
@@ -1907,19 +1889,6 @@
         <w:pStyle w:val="Code"/>
       </w:pPr>
       <w:r>
-        <w:t>int button=4;</w:t>
-      </w:r>
-    </w:p>
-    <w:p>
-      <w:pPr>
-        <w:pStyle w:val="Code"/>
-      </w:pPr>
-    </w:p>
-    <w:p>
-      <w:pPr>
-        <w:pStyle w:val="Code"/>
-      </w:pPr>
-      <w:r>
         <w:t>void setup(){</w:t>
       </w:r>
     </w:p>
@@ -1928,6 +1897,7 @@
         <w:pStyle w:val="Code"/>
       </w:pPr>
       <w:r>
+        <w:lastRenderedPageBreak/>
         <w:t xml:space="preserve">  pinMode(cars_red,OUTPUT);</w:t>
       </w:r>
     </w:p>
@@ -2215,14 +2185,6 @@
       </w:pPr>
       <w:r>
         <w:t>void loop(){</w:t>
-      </w:r>
-    </w:p>
-    <w:p>
-      <w:pPr>
-        <w:pStyle w:val="Code"/>
-      </w:pPr>
-      <w:r>
-        <w:t xml:space="preserve">  int is_button_pressed=digitalRead(button);</w:t>
       </w:r>
     </w:p>
     <w:p>
@@ -3115,6 +3077,7 @@
   <w:style w:type="character" w:default="1" w:styleId="a0">
     <w:name w:val="Default Paragraph Font"/>
     <w:uiPriority w:val="1"/>
+    <w:semiHidden/>
     <w:unhideWhenUsed/>
   </w:style>
   <w:style w:type="table" w:default="1" w:styleId="a1">
